--- a/Lab07BReport.docx
+++ b/Lab07BReport.docx
@@ -1,6 +1,6 @@
 
 <file path=word/document.xml><?xml version="1.0" encoding="utf-8"?>
-<w:document xmlns:wpc="http://schemas.microsoft.com/office/word/2010/wordprocessingCanvas" xmlns:cx="http://schemas.microsoft.com/office/drawing/2014/chartex" xmlns:cx1="http://schemas.microsoft.com/office/drawing/2015/9/8/chartex" xmlns:cx2="http://schemas.microsoft.com/office/drawing/2015/10/21/chartex" xmlns:cx3="http://schemas.microsoft.com/office/drawing/2016/5/9/chartex" xmlns:cx4="http://schemas.microsoft.com/office/drawing/2016/5/10/chartex" xmlns:cx5="http://schemas.microsoft.com/office/drawing/2016/5/11/chartex" xmlns:cx6="http://schemas.microsoft.com/office/drawing/2016/5/12/chartex" xmlns:cx7="http://schemas.microsoft.com/office/drawing/2016/5/13/chartex" xmlns:cx8="http://schemas.microsoft.com/office/drawing/2016/5/14/chartex" xmlns:mc="http://schemas.openxmlformats.org/markup-compatibility/2006" xmlns:aink="http://schemas.microsoft.com/office/drawing/2016/ink" xmlns:am3d="http://schemas.microsoft.com/office/drawing/2017/model3d" xmlns:o="urn:schemas-microsoft-com:office:office" xmlns:oel="http://schemas.microsoft.com/office/2019/extlst" xmlns:r="http://schemas.openxmlformats.org/officeDocument/2006/relationships" xmlns:m="http://schemas.openxmlformats.org/officeDocument/2006/math" xmlns:v="urn:schemas-microsoft-com:vml" xmlns:wp14="http://schemas.microsoft.com/office/word/2010/wordprocessingDrawing" xmlns:wp="http://schemas.openxmlformats.org/drawingml/2006/wordprocessingDrawing" xmlns:w10="urn:schemas-microsoft-com:office:word" xmlns:w="http://schemas.openxmlformats.org/wordprocessingml/2006/main" xmlns:w14="http://schemas.microsoft.com/office/word/2010/wordml" xmlns:w15="http://schemas.microsoft.com/office/word/2012/wordml" xmlns:w16cex="http://schemas.microsoft.com/office/word/2018/wordml/cex" xmlns:w16cid="http://schemas.microsoft.com/office/word/2016/wordml/cid" xmlns:w16="http://schemas.microsoft.com/office/word/2018/wordml" xmlns:w16du="http://schemas.microsoft.com/office/word/2023/wordml/word16du" xmlns:w16sdtdh="http://schemas.microsoft.com/office/word/2020/wordml/sdtdatahash" xmlns:w16se="http://schemas.microsoft.com/office/word/2015/wordml/symex" xmlns:wpg="http://schemas.microsoft.com/office/word/2010/wordprocessingGroup" xmlns:wpi="http://schemas.microsoft.com/office/word/2010/wordprocessingInk" xmlns:wne="http://schemas.microsoft.com/office/word/2006/wordml" xmlns:wps="http://schemas.microsoft.com/office/word/2010/wordprocessingShape" mc:Ignorable="w14 w15 w16se w16cid w16 w16cex w16sdtdh w16du wp14">
+<w:document xmlns:wpc="http://schemas.microsoft.com/office/word/2010/wordprocessingCanvas" xmlns:cx="http://schemas.microsoft.com/office/drawing/2014/chartex" xmlns:cx1="http://schemas.microsoft.com/office/drawing/2015/9/8/chartex" xmlns:cx2="http://schemas.microsoft.com/office/drawing/2015/10/21/chartex" xmlns:cx3="http://schemas.microsoft.com/office/drawing/2016/5/9/chartex" xmlns:cx4="http://schemas.microsoft.com/office/drawing/2016/5/10/chartex" xmlns:cx5="http://schemas.microsoft.com/office/drawing/2016/5/11/chartex" xmlns:cx6="http://schemas.microsoft.com/office/drawing/2016/5/12/chartex" xmlns:cx7="http://schemas.microsoft.com/office/drawing/2016/5/13/chartex" xmlns:cx8="http://schemas.microsoft.com/office/drawing/2016/5/14/chartex" xmlns:mc="http://schemas.openxmlformats.org/markup-compatibility/2006" xmlns:aink="http://schemas.microsoft.com/office/drawing/2016/ink" xmlns:am3d="http://schemas.microsoft.com/office/drawing/2017/model3d" xmlns:o="urn:schemas-microsoft-com:office:office" xmlns:oel="http://schemas.microsoft.com/office/2019/extlst" xmlns:r="http://schemas.openxmlformats.org/officeDocument/2006/relationships" xmlns:m="http://schemas.openxmlformats.org/officeDocument/2006/math" xmlns:v="urn:schemas-microsoft-com:vml" xmlns:wp14="http://schemas.microsoft.com/office/word/2010/wordprocessingDrawing" xmlns:wp="http://schemas.openxmlformats.org/drawingml/2006/wordprocessingDrawing" xmlns:w10="urn:schemas-microsoft-com:office:word" xmlns:w="http://schemas.openxmlformats.org/wordprocessingml/2006/main" xmlns:w14="http://schemas.microsoft.com/office/word/2010/wordml" xmlns:w15="http://schemas.microsoft.com/office/word/2012/wordml" xmlns:w16cex="http://schemas.microsoft.com/office/word/2018/wordml/cex" xmlns:w16cid="http://schemas.microsoft.com/office/word/2016/wordml/cid" xmlns:w16="http://schemas.microsoft.com/office/word/2018/wordml" xmlns:w16du="http://schemas.microsoft.com/office/word/2023/wordml/word16du" xmlns:w16sdtdh="http://schemas.microsoft.com/office/word/2020/wordml/sdtdatahash" xmlns:w16sdtfl="http://schemas.microsoft.com/office/word/2024/wordml/sdtformatlock" xmlns:w16se="http://schemas.microsoft.com/office/word/2015/wordml/symex" xmlns:wpg="http://schemas.microsoft.com/office/word/2010/wordprocessingGroup" xmlns:wpi="http://schemas.microsoft.com/office/word/2010/wordprocessingInk" xmlns:wne="http://schemas.microsoft.com/office/word/2006/wordml" xmlns:wps="http://schemas.microsoft.com/office/word/2010/wordprocessingShape" mc:Ignorable="w14 w15 w16se w16cid w16 w16cex w16sdtdh w16sdtfl w16du wp14">
   <w:body>
     <w:p>
       <w:pPr>
@@ -138,7 +138,7 @@
           <w:sz w:val="24"/>
           <w:szCs w:val="24"/>
         </w:rPr>
-        <w:t>Fall</w:t>
+        <w:t>Spring</w:t>
       </w:r>
       <w:r>
         <w:rPr>
@@ -147,7 +147,16 @@
           <w:sz w:val="24"/>
           <w:szCs w:val="24"/>
         </w:rPr>
-        <w:t xml:space="preserve"> 2024</w:t>
+        <w:t xml:space="preserve"> 202</w:t>
+      </w:r>
+      <w:r>
+        <w:rPr>
+          <w:rFonts w:ascii="Times New Roman" w:eastAsia="Times New Roman" w:hAnsi="Times New Roman"/>
+          <w:color w:val="000000"/>
+          <w:sz w:val="24"/>
+          <w:szCs w:val="24"/>
+        </w:rPr>
+        <w:t>6</w:t>
       </w:r>
     </w:p>
     <w:p>
@@ -197,1002 +206,516 @@
           <w:szCs w:val="24"/>
         </w:rPr>
       </w:pPr>
-      <w:r>
-        <w:rPr>
-          <w:rFonts w:ascii="Times New Roman" w:eastAsia="Times New Roman" w:hAnsi="Times New Roman"/>
-          <w:color w:val="000000"/>
-          <w:sz w:val="24"/>
-          <w:szCs w:val="24"/>
-        </w:rPr>
-        <w:t>A</w:t>
-      </w:r>
-      <w:r>
-        <w:rPr>
-          <w:rFonts w:ascii="Times New Roman" w:eastAsia="Times New Roman" w:hAnsi="Times New Roman"/>
-          <w:color w:val="000000"/>
-          <w:sz w:val="24"/>
-          <w:szCs w:val="24"/>
-        </w:rPr>
-        <w:t xml:space="preserve">) </w:t>
-      </w:r>
-      <w:r>
-        <w:rPr>
-          <w:rFonts w:ascii="Times New Roman" w:eastAsia="Times New Roman" w:hAnsi="Times New Roman"/>
+    </w:p>
+    <w:p>
+      <w:pPr>
+        <w:rPr>
+          <w:rFonts w:ascii="Times New Roman" w:hAnsi="Times New Roman"/>
+          <w:color w:val="000000"/>
+          <w:szCs w:val="24"/>
+        </w:rPr>
+      </w:pPr>
+      <w:r>
+        <w:rPr>
+          <w:rFonts w:ascii="Times New Roman" w:hAnsi="Times New Roman"/>
+          <w:b/>
+          <w:bCs/>
+          <w:color w:val="000000"/>
+          <w:szCs w:val="24"/>
+        </w:rPr>
+        <w:t>Deliverable 1</w:t>
+      </w:r>
+      <w:r>
+        <w:rPr>
+          <w:rFonts w:ascii="Times New Roman" w:hAnsi="Times New Roman"/>
+          <w:color w:val="000000"/>
+          <w:szCs w:val="24"/>
+        </w:rPr>
+        <w:t xml:space="preserve">: </w:t>
+      </w:r>
+      <w:bookmarkStart w:id="0" w:name="_Hlk157731991"/>
+      <w:r>
+        <w:rPr>
+          <w:rFonts w:ascii="Times New Roman" w:hAnsi="Times New Roman"/>
+          <w:color w:val="000000"/>
+          <w:szCs w:val="24"/>
+        </w:rPr>
+        <w:t>I have pushed</w:t>
+      </w:r>
+      <w:r>
+        <w:rPr>
+          <w:rFonts w:ascii="Times New Roman" w:hAnsi="Times New Roman"/>
+          <w:color w:val="000000"/>
+          <w:szCs w:val="24"/>
+        </w:rPr>
+        <w:t xml:space="preserve"> my updated Requirements document </w:t>
+      </w:r>
+      <w:r>
+        <w:rPr>
+          <w:rFonts w:ascii="Times New Roman" w:hAnsi="Times New Roman"/>
+          <w:color w:val="000000"/>
+          <w:szCs w:val="24"/>
+        </w:rPr>
+        <w:t xml:space="preserve">to GitHub </w:t>
+      </w:r>
+      <w:r>
+        <w:rPr>
+          <w:rFonts w:ascii="Times New Roman" w:hAnsi="Times New Roman"/>
+          <w:color w:val="000000"/>
+          <w:szCs w:val="24"/>
+        </w:rPr>
+        <w:t xml:space="preserve">(Yes/No): </w:t>
+      </w:r>
+    </w:p>
+    <w:p>
+      <w:pPr>
+        <w:rPr>
+          <w:rFonts w:ascii="Times New Roman" w:hAnsi="Times New Roman"/>
+          <w:color w:val="000000"/>
+          <w:szCs w:val="24"/>
+        </w:rPr>
+      </w:pPr>
+    </w:p>
+    <w:p>
+      <w:pPr>
+        <w:rPr>
+          <w:rFonts w:ascii="Times New Roman" w:hAnsi="Times New Roman"/>
+          <w:color w:val="000000"/>
+          <w:szCs w:val="24"/>
+        </w:rPr>
+      </w:pPr>
+      <w:r>
+        <w:rPr>
+          <w:rFonts w:ascii="Times New Roman" w:hAnsi="Times New Roman"/>
+          <w:b/>
+          <w:bCs/>
+          <w:color w:val="000000"/>
+          <w:szCs w:val="24"/>
+        </w:rPr>
+        <w:t xml:space="preserve">Deliverable </w:t>
+      </w:r>
+      <w:r>
+        <w:rPr>
+          <w:rFonts w:ascii="Times New Roman" w:hAnsi="Times New Roman"/>
+          <w:b/>
+          <w:bCs/>
+          <w:color w:val="000000"/>
+          <w:szCs w:val="24"/>
+        </w:rPr>
+        <w:t>2</w:t>
+      </w:r>
+      <w:r>
+        <w:rPr>
+          <w:rFonts w:ascii="Times New Roman" w:hAnsi="Times New Roman"/>
+          <w:color w:val="000000"/>
+          <w:szCs w:val="24"/>
+        </w:rPr>
+        <w:t xml:space="preserve">: </w:t>
+      </w:r>
+      <w:r>
+        <w:rPr>
+          <w:rFonts w:ascii="Times New Roman" w:hAnsi="Times New Roman"/>
+          <w:color w:val="000000"/>
+          <w:szCs w:val="24"/>
+        </w:rPr>
+        <w:t>I have pushed</w:t>
+      </w:r>
+      <w:r>
+        <w:rPr>
+          <w:rFonts w:ascii="Times New Roman" w:hAnsi="Times New Roman"/>
+          <w:color w:val="000000"/>
+          <w:szCs w:val="24"/>
+        </w:rPr>
+        <w:t xml:space="preserve"> my final </w:t>
+      </w:r>
+      <w:r>
+        <w:rPr>
+          <w:rFonts w:ascii="Times New Roman" w:hAnsi="Times New Roman"/>
+          <w:color w:val="000000"/>
+          <w:szCs w:val="24"/>
+        </w:rPr>
+        <w:t xml:space="preserve">KiCad </w:t>
+      </w:r>
+      <w:r>
+        <w:rPr>
+          <w:rFonts w:ascii="Times New Roman" w:hAnsi="Times New Roman"/>
+          <w:color w:val="000000"/>
+          <w:szCs w:val="24"/>
+        </w:rPr>
+        <w:t xml:space="preserve">project, </w:t>
+      </w:r>
+      <w:r>
+        <w:rPr>
+          <w:rFonts w:ascii="Times New Roman" w:hAnsi="Times New Roman"/>
+          <w:color w:val="000000"/>
+          <w:szCs w:val="24"/>
+        </w:rPr>
+        <w:t>schematic</w:t>
+      </w:r>
+      <w:r>
+        <w:rPr>
+          <w:rFonts w:ascii="Times New Roman" w:hAnsi="Times New Roman"/>
+          <w:color w:val="000000"/>
+          <w:szCs w:val="24"/>
+        </w:rPr>
+        <w:t>, and PCB files</w:t>
+      </w:r>
+      <w:r>
+        <w:rPr>
+          <w:rFonts w:ascii="Times New Roman" w:hAnsi="Times New Roman"/>
+          <w:color w:val="000000"/>
+          <w:szCs w:val="24"/>
+        </w:rPr>
+        <w:t xml:space="preserve"> </w:t>
+      </w:r>
+      <w:r>
+        <w:rPr>
+          <w:rFonts w:ascii="Times New Roman" w:hAnsi="Times New Roman"/>
+          <w:color w:val="000000"/>
+          <w:szCs w:val="24"/>
+        </w:rPr>
+        <w:t xml:space="preserve">to GitHub </w:t>
+      </w:r>
+      <w:r>
+        <w:rPr>
+          <w:rFonts w:ascii="Times New Roman" w:hAnsi="Times New Roman"/>
+          <w:color w:val="000000"/>
+          <w:szCs w:val="24"/>
+        </w:rPr>
+        <w:t xml:space="preserve">(Yes/No): </w:t>
+      </w:r>
+    </w:p>
+    <w:p>
+      <w:pPr>
+        <w:rPr>
+          <w:rFonts w:ascii="Times New Roman" w:hAnsi="Times New Roman"/>
+          <w:color w:val="000000"/>
+          <w:szCs w:val="24"/>
+        </w:rPr>
+      </w:pPr>
+    </w:p>
+    <w:bookmarkEnd w:id="0"/>
+    <w:p>
+      <w:pPr>
+        <w:rPr>
+          <w:rFonts w:ascii="Times New Roman" w:hAnsi="Times New Roman"/>
+          <w:color w:val="000000"/>
+          <w:szCs w:val="24"/>
+        </w:rPr>
+      </w:pPr>
+      <w:r>
+        <w:rPr>
+          <w:rFonts w:ascii="Times New Roman" w:hAnsi="Times New Roman"/>
+          <w:b/>
+          <w:bCs/>
+          <w:color w:val="000000"/>
+          <w:szCs w:val="24"/>
+        </w:rPr>
+        <w:t xml:space="preserve">Deliverable </w:t>
+      </w:r>
+      <w:r>
+        <w:rPr>
+          <w:rFonts w:ascii="Times New Roman" w:hAnsi="Times New Roman"/>
+          <w:b/>
+          <w:bCs/>
+          <w:color w:val="000000"/>
+          <w:szCs w:val="24"/>
+        </w:rPr>
+        <w:t>3</w:t>
+      </w:r>
+      <w:r>
+        <w:rPr>
+          <w:rFonts w:ascii="Times New Roman" w:hAnsi="Times New Roman"/>
+          <w:color w:val="000000"/>
+          <w:szCs w:val="24"/>
+        </w:rPr>
+        <w:t xml:space="preserve">: </w:t>
+      </w:r>
+      <w:r>
+        <w:rPr>
+          <w:rFonts w:ascii="Times New Roman" w:hAnsi="Times New Roman"/>
+          <w:color w:val="000000"/>
+          <w:szCs w:val="24"/>
+        </w:rPr>
+        <w:t>I have pushed</w:t>
+      </w:r>
+      <w:r>
+        <w:rPr>
+          <w:rFonts w:ascii="Times New Roman" w:hAnsi="Times New Roman"/>
+          <w:color w:val="000000"/>
+          <w:szCs w:val="24"/>
+        </w:rPr>
+        <w:t xml:space="preserve"> my final BOM</w:t>
+      </w:r>
+      <w:r>
+        <w:rPr>
+          <w:rFonts w:ascii="Times New Roman" w:hAnsi="Times New Roman"/>
+          <w:color w:val="000000"/>
+          <w:szCs w:val="24"/>
+        </w:rPr>
+        <w:t xml:space="preserve"> </w:t>
+      </w:r>
+      <w:r>
+        <w:rPr>
+          <w:rFonts w:ascii="Times New Roman" w:hAnsi="Times New Roman"/>
+          <w:color w:val="000000"/>
+          <w:szCs w:val="24"/>
+        </w:rPr>
+        <w:t xml:space="preserve">to GitHub </w:t>
+      </w:r>
+      <w:r>
+        <w:rPr>
+          <w:rFonts w:ascii="Times New Roman" w:hAnsi="Times New Roman"/>
+          <w:color w:val="000000"/>
+          <w:szCs w:val="24"/>
+        </w:rPr>
+        <w:t xml:space="preserve">(Yes/No): </w:t>
+      </w:r>
+    </w:p>
+    <w:p>
+      <w:pPr>
+        <w:rPr>
+          <w:rFonts w:ascii="Times New Roman" w:hAnsi="Times New Roman"/>
+          <w:color w:val="000000"/>
+          <w:szCs w:val="24"/>
+        </w:rPr>
+      </w:pPr>
+    </w:p>
+    <w:p>
+      <w:pPr>
+        <w:rPr>
+          <w:rFonts w:ascii="Times New Roman" w:hAnsi="Times New Roman"/>
+          <w:color w:val="000000"/>
+          <w:szCs w:val="24"/>
+        </w:rPr>
+      </w:pPr>
+      <w:r>
+        <w:rPr>
+          <w:rFonts w:ascii="Times New Roman" w:hAnsi="Times New Roman"/>
+          <w:b/>
+          <w:bCs/>
+          <w:color w:val="000000"/>
+          <w:szCs w:val="24"/>
+        </w:rPr>
+        <w:t xml:space="preserve">Deliverable </w:t>
+      </w:r>
+      <w:r>
+        <w:rPr>
+          <w:rFonts w:ascii="Times New Roman" w:hAnsi="Times New Roman"/>
+          <w:b/>
+          <w:bCs/>
+          <w:color w:val="000000"/>
+          <w:szCs w:val="24"/>
+        </w:rPr>
+        <w:t>4</w:t>
+      </w:r>
+      <w:r>
+        <w:rPr>
+          <w:rFonts w:ascii="Times New Roman" w:hAnsi="Times New Roman"/>
+          <w:color w:val="000000"/>
+          <w:szCs w:val="24"/>
+        </w:rPr>
+        <w:t xml:space="preserve">: </w:t>
+      </w:r>
+      <w:r>
+        <w:rPr>
+          <w:rFonts w:ascii="Times New Roman" w:hAnsi="Times New Roman"/>
+          <w:color w:val="000000"/>
+          <w:szCs w:val="24"/>
+        </w:rPr>
+        <w:t xml:space="preserve">Photographs of </w:t>
+      </w:r>
+      <w:r>
+        <w:rPr>
+          <w:rFonts w:ascii="Times New Roman" w:hAnsi="Times New Roman"/>
+        </w:rPr>
+        <w:t>the top and bottom (mirrored) of the PCB showing all components are the correct size and the PCB fits in the box (Figure 7A.2 and Figure 7B.7).</w:t>
+      </w:r>
+    </w:p>
+    <w:p>
+      <w:pPr>
+        <w:rPr>
+          <w:rFonts w:ascii="Times New Roman" w:hAnsi="Times New Roman"/>
+          <w:color w:val="000000"/>
+          <w:szCs w:val="24"/>
+        </w:rPr>
+      </w:pPr>
+    </w:p>
+    <w:p>
+      <w:pPr>
+        <w:rPr>
+          <w:rFonts w:ascii="Times New Roman" w:hAnsi="Times New Roman"/>
+          <w:color w:val="000000"/>
+          <w:szCs w:val="24"/>
+        </w:rPr>
+      </w:pPr>
+      <w:r>
+        <w:rPr>
+          <w:rFonts w:ascii="Times New Roman" w:hAnsi="Times New Roman"/>
+          <w:b/>
+          <w:bCs/>
+          <w:color w:val="000000"/>
+          <w:szCs w:val="24"/>
+        </w:rPr>
+        <w:t xml:space="preserve">Deliverable </w:t>
+      </w:r>
+      <w:r>
+        <w:rPr>
+          <w:rFonts w:ascii="Times New Roman" w:hAnsi="Times New Roman"/>
+          <w:b/>
+          <w:bCs/>
+          <w:color w:val="000000"/>
+          <w:szCs w:val="24"/>
+        </w:rPr>
+        <w:t>5</w:t>
+      </w:r>
+      <w:r>
+        <w:rPr>
+          <w:rFonts w:ascii="Times New Roman" w:hAnsi="Times New Roman"/>
+          <w:color w:val="000000"/>
+          <w:szCs w:val="24"/>
+        </w:rPr>
+        <w:t xml:space="preserve">: </w:t>
+      </w:r>
+      <w:r>
+        <w:rPr>
+          <w:rFonts w:ascii="Times New Roman" w:hAnsi="Times New Roman"/>
+          <w:color w:val="000000"/>
+          <w:szCs w:val="24"/>
+        </w:rPr>
+        <w:t>I have pushed</w:t>
+      </w:r>
+      <w:r>
+        <w:rPr>
+          <w:rFonts w:ascii="Times New Roman" w:hAnsi="Times New Roman"/>
+          <w:color w:val="000000"/>
+          <w:szCs w:val="24"/>
+        </w:rPr>
+        <w:t xml:space="preserve"> my low-level header, code, unit test files, and integration test</w:t>
+      </w:r>
+      <w:r>
+        <w:rPr>
+          <w:rFonts w:ascii="Times New Roman" w:hAnsi="Times New Roman"/>
+          <w:color w:val="000000"/>
+          <w:szCs w:val="24"/>
+        </w:rPr>
+        <w:t xml:space="preserve"> </w:t>
+      </w:r>
+      <w:r>
+        <w:rPr>
+          <w:rFonts w:ascii="Times New Roman" w:hAnsi="Times New Roman"/>
+          <w:color w:val="000000"/>
+          <w:szCs w:val="24"/>
+        </w:rPr>
+        <w:t xml:space="preserve">file </w:t>
+      </w:r>
+      <w:r>
+        <w:rPr>
+          <w:rFonts w:ascii="Times New Roman" w:hAnsi="Times New Roman"/>
+          <w:color w:val="000000"/>
+          <w:szCs w:val="24"/>
+        </w:rPr>
+        <w:t xml:space="preserve">to GitHub </w:t>
+      </w:r>
+      <w:r>
+        <w:rPr>
+          <w:rFonts w:ascii="Times New Roman" w:hAnsi="Times New Roman"/>
+          <w:color w:val="000000"/>
+          <w:szCs w:val="24"/>
+        </w:rPr>
+        <w:t xml:space="preserve">(Yes/No): </w:t>
+      </w:r>
+    </w:p>
+    <w:p>
+      <w:pPr>
+        <w:rPr>
+          <w:rFonts w:ascii="Times New Roman" w:hAnsi="Times New Roman"/>
+          <w:color w:val="000000"/>
+          <w:szCs w:val="24"/>
+        </w:rPr>
+      </w:pPr>
+    </w:p>
+    <w:p>
+      <w:pPr>
+        <w:rPr>
+          <w:rFonts w:ascii="Times New Roman" w:hAnsi="Times New Roman"/>
+          <w:color w:val="000000"/>
+          <w:szCs w:val="24"/>
+        </w:rPr>
+      </w:pPr>
+      <w:r>
+        <w:rPr>
+          <w:rFonts w:ascii="Times New Roman" w:hAnsi="Times New Roman"/>
+          <w:b/>
+          <w:bCs/>
+          <w:color w:val="000000"/>
+          <w:szCs w:val="24"/>
+        </w:rPr>
+        <w:t xml:space="preserve">Deliverable </w:t>
+      </w:r>
+      <w:r>
+        <w:rPr>
+          <w:rFonts w:ascii="Times New Roman" w:hAnsi="Times New Roman"/>
+          <w:b/>
+          <w:bCs/>
+          <w:color w:val="000000"/>
+          <w:szCs w:val="24"/>
+        </w:rPr>
+        <w:t>6</w:t>
+      </w:r>
+      <w:r>
+        <w:rPr>
+          <w:rFonts w:ascii="Times New Roman" w:hAnsi="Times New Roman"/>
+          <w:color w:val="000000"/>
+          <w:szCs w:val="24"/>
+        </w:rPr>
+        <w:t xml:space="preserve">: </w:t>
+      </w:r>
+      <w:r>
+        <w:rPr>
+          <w:rFonts w:ascii="Times New Roman" w:hAnsi="Times New Roman"/>
+          <w:color w:val="000000"/>
+          <w:szCs w:val="24"/>
+        </w:rPr>
+        <w:t xml:space="preserve">Include results of integration testing. </w:t>
+      </w:r>
+    </w:p>
+    <w:p>
+      <w:pPr>
+        <w:spacing w:line="264" w:lineRule="auto"/>
+        <w:jc w:val="both"/>
+        <w:rPr>
+          <w:rFonts w:ascii="Times New Roman" w:hAnsi="Times New Roman"/>
+          <w:color w:val="000000"/>
+          <w:szCs w:val="24"/>
+        </w:rPr>
+      </w:pPr>
+    </w:p>
+    <w:p>
+      <w:pPr>
+        <w:spacing w:line="264" w:lineRule="auto"/>
+        <w:jc w:val="both"/>
+        <w:rPr>
+          <w:rFonts w:ascii="Times New Roman" w:hAnsi="Times New Roman"/>
+          <w:color w:val="000000"/>
+          <w:szCs w:val="24"/>
+        </w:rPr>
+      </w:pPr>
+    </w:p>
+    <w:p>
+      <w:pPr>
+        <w:spacing w:line="264" w:lineRule="auto"/>
+        <w:jc w:val="both"/>
+        <w:rPr>
+          <w:rFonts w:ascii="Times New Roman" w:hAnsi="Times New Roman"/>
           <w:b/>
           <w:bCs/>
           <w:i/>
           <w:iCs/>
           <w:color w:val="000000"/>
-          <w:sz w:val="24"/>
-          <w:szCs w:val="24"/>
-        </w:rPr>
-        <w:t>Objectives</w:t>
-      </w:r>
-      <w:r>
-        <w:rPr>
-          <w:rFonts w:ascii="Times New Roman" w:eastAsia="Times New Roman" w:hAnsi="Times New Roman"/>
-          <w:b/>
-          <w:bCs/>
-          <w:color w:val="000000"/>
-          <w:sz w:val="24"/>
-          <w:szCs w:val="24"/>
-        </w:rPr>
-        <w:t>:</w:t>
-      </w:r>
-      <w:r>
-        <w:rPr>
-          <w:rFonts w:ascii="Times New Roman" w:eastAsia="Times New Roman" w:hAnsi="Times New Roman"/>
-          <w:color w:val="000000"/>
-          <w:sz w:val="24"/>
-          <w:szCs w:val="24"/>
-        </w:rPr>
-        <w:t xml:space="preserve"> </w:t>
-      </w:r>
-    </w:p>
-    <w:p>
-      <w:pPr>
-        <w:pStyle w:val="PlainText"/>
-        <w:numPr>
-          <w:ilvl w:val="0"/>
-          <w:numId w:val="1"/>
-        </w:numPr>
-        <w:spacing w:line="264" w:lineRule="auto"/>
-        <w:jc w:val="both"/>
-        <w:rPr>
-          <w:rFonts w:ascii="Times New Roman" w:eastAsia="Times New Roman" w:hAnsi="Times New Roman"/>
-          <w:color w:val="000000"/>
-          <w:sz w:val="24"/>
-          <w:szCs w:val="24"/>
-        </w:rPr>
-      </w:pPr>
-      <w:r>
-        <w:rPr>
-          <w:rFonts w:ascii="Times New Roman" w:eastAsia="Times New Roman" w:hAnsi="Times New Roman"/>
-          <w:color w:val="000000"/>
-          <w:sz w:val="24"/>
-          <w:szCs w:val="24"/>
-        </w:rPr>
-        <w:t>In a few sentences, describe the purpose of the lab</w:t>
-      </w:r>
-      <w:r>
-        <w:rPr>
-          <w:rFonts w:ascii="Times New Roman" w:eastAsia="Times New Roman" w:hAnsi="Times New Roman"/>
-          <w:color w:val="000000"/>
-          <w:sz w:val="24"/>
-          <w:szCs w:val="24"/>
-        </w:rPr>
-        <w:t>.</w:t>
-      </w:r>
-    </w:p>
-    <w:p>
-      <w:pPr>
-        <w:pStyle w:val="PlainText"/>
-        <w:spacing w:line="264" w:lineRule="auto"/>
-        <w:jc w:val="both"/>
-        <w:rPr>
-          <w:rFonts w:ascii="Times New Roman" w:eastAsia="Times New Roman" w:hAnsi="Times New Roman"/>
-          <w:color w:val="000000"/>
-          <w:sz w:val="24"/>
-          <w:szCs w:val="24"/>
-        </w:rPr>
-      </w:pPr>
-    </w:p>
-    <w:p>
-      <w:pPr>
-        <w:pStyle w:val="PlainText"/>
-        <w:spacing w:line="264" w:lineRule="auto"/>
-        <w:jc w:val="both"/>
-        <w:rPr>
-          <w:rFonts w:ascii="Times New Roman" w:eastAsia="Times New Roman" w:hAnsi="Times New Roman"/>
-          <w:color w:val="000000"/>
-          <w:sz w:val="24"/>
-          <w:szCs w:val="24"/>
-        </w:rPr>
-      </w:pPr>
-      <w:r>
-        <w:rPr>
-          <w:rFonts w:ascii="Times New Roman" w:eastAsia="Times New Roman" w:hAnsi="Times New Roman"/>
-          <w:color w:val="000000"/>
-          <w:sz w:val="24"/>
-          <w:szCs w:val="24"/>
-        </w:rPr>
-        <w:t>B</w:t>
-      </w:r>
-      <w:r>
-        <w:rPr>
-          <w:rFonts w:ascii="Times New Roman" w:eastAsia="Times New Roman" w:hAnsi="Times New Roman"/>
-          <w:color w:val="000000"/>
-          <w:sz w:val="24"/>
-          <w:szCs w:val="24"/>
-        </w:rPr>
-        <w:t xml:space="preserve">) </w:t>
-      </w:r>
-      <w:r>
-        <w:rPr>
-          <w:rFonts w:ascii="Times New Roman" w:eastAsia="Times New Roman" w:hAnsi="Times New Roman"/>
-          <w:b/>
-          <w:bCs/>
-          <w:i/>
-          <w:iCs/>
-          <w:color w:val="000000"/>
-          <w:sz w:val="24"/>
-          <w:szCs w:val="24"/>
-        </w:rPr>
-        <w:t>Hardware Design Deliverables:</w:t>
-      </w:r>
-    </w:p>
-    <w:p>
-      <w:pPr>
-        <w:pStyle w:val="ListParagraph"/>
-        <w:numPr>
-          <w:ilvl w:val="0"/>
-          <w:numId w:val="2"/>
-        </w:numPr>
-        <w:rPr>
-          <w:rFonts w:ascii="Times New Roman" w:eastAsia="Times New Roman" w:hAnsi="Times New Roman" w:cs="Times New Roman"/>
-          <w:color w:val="000000"/>
-          <w:kern w:val="0"/>
-          <w:sz w:val="24"/>
-          <w:szCs w:val="24"/>
-          <w14:ligatures w14:val="none"/>
-        </w:rPr>
-      </w:pPr>
-      <w:r>
-        <w:rPr>
-          <w:rFonts w:ascii="Times New Roman" w:hAnsi="Times New Roman"/>
-          <w:color w:val="000000"/>
-          <w:sz w:val="24"/>
-          <w:szCs w:val="24"/>
-        </w:rPr>
-        <w:t xml:space="preserve">Deliverable 1: </w:t>
-      </w:r>
-      <w:bookmarkStart w:id="0" w:name="_Hlk157731991"/>
-      <w:r>
-        <w:rPr>
-          <w:rFonts w:ascii="Times New Roman" w:eastAsia="Times New Roman" w:hAnsi="Times New Roman"/>
-          <w:color w:val="000000"/>
-          <w:sz w:val="24"/>
-          <w:szCs w:val="24"/>
-        </w:rPr>
-        <w:t xml:space="preserve">Using </w:t>
-      </w:r>
-      <w:proofErr w:type="spellStart"/>
-      <w:r>
-        <w:rPr>
-          <w:rFonts w:ascii="Times New Roman" w:eastAsia="Times New Roman" w:hAnsi="Times New Roman"/>
-          <w:b/>
-          <w:bCs/>
-          <w:color w:val="000000"/>
-          <w:sz w:val="24"/>
-          <w:szCs w:val="24"/>
-        </w:rPr>
-        <w:t>KiCad</w:t>
-      </w:r>
-      <w:proofErr w:type="spellEnd"/>
-      <w:r>
-        <w:rPr>
-          <w:rFonts w:ascii="Times New Roman" w:eastAsia="Times New Roman" w:hAnsi="Times New Roman"/>
-          <w:color w:val="000000"/>
-          <w:sz w:val="24"/>
-          <w:szCs w:val="24"/>
-        </w:rPr>
-        <w:t xml:space="preserve">, </w:t>
-      </w:r>
-      <w:r>
-        <w:rPr>
-          <w:rFonts w:ascii="Times New Roman" w:eastAsia="Times New Roman" w:hAnsi="Times New Roman" w:cs="Times New Roman"/>
-          <w:color w:val="000000"/>
-          <w:kern w:val="0"/>
-          <w:sz w:val="24"/>
-          <w:szCs w:val="24"/>
-          <w14:ligatures w14:val="none"/>
-        </w:rPr>
-        <w:t>c</w:t>
-      </w:r>
-      <w:r>
-        <w:rPr>
-          <w:rFonts w:ascii="Times New Roman" w:eastAsia="Times New Roman" w:hAnsi="Times New Roman" w:cs="Times New Roman"/>
-          <w:color w:val="000000"/>
-          <w:kern w:val="0"/>
-          <w:sz w:val="24"/>
-          <w:szCs w:val="24"/>
-          <w14:ligatures w14:val="none"/>
-        </w:rPr>
-        <w:t xml:space="preserve">reate a schematic </w:t>
-      </w:r>
-      <w:r>
-        <w:rPr>
-          <w:rFonts w:ascii="Times New Roman" w:eastAsia="Times New Roman" w:hAnsi="Times New Roman" w:cs="Times New Roman"/>
-          <w:color w:val="000000"/>
-          <w:kern w:val="0"/>
-          <w:sz w:val="24"/>
-          <w:szCs w:val="24"/>
-          <w14:ligatures w14:val="none"/>
-        </w:rPr>
-        <w:t>for your design. Include a screenshot in the space below.</w:t>
-      </w:r>
-      <w:bookmarkEnd w:id="0"/>
-    </w:p>
-    <w:p>
-      <w:pPr>
-        <w:ind w:left="360"/>
-        <w:rPr>
-          <w:rFonts w:ascii="Times New Roman" w:hAnsi="Times New Roman"/>
-          <w:color w:val="000000"/>
-          <w:szCs w:val="24"/>
-        </w:rPr>
-      </w:pPr>
-    </w:p>
-    <w:p>
-      <w:pPr>
-        <w:pStyle w:val="ListParagraph"/>
-        <w:numPr>
-          <w:ilvl w:val="0"/>
-          <w:numId w:val="2"/>
-        </w:numPr>
-        <w:rPr>
-          <w:rFonts w:ascii="Times New Roman" w:eastAsia="Times New Roman" w:hAnsi="Times New Roman" w:cs="Times New Roman"/>
-          <w:color w:val="000000"/>
-          <w:kern w:val="0"/>
-          <w:sz w:val="24"/>
-          <w:szCs w:val="24"/>
-          <w14:ligatures w14:val="none"/>
-        </w:rPr>
-      </w:pPr>
-      <w:r>
-        <w:rPr>
-          <w:rFonts w:ascii="Times New Roman" w:hAnsi="Times New Roman"/>
-          <w:color w:val="000000"/>
-          <w:sz w:val="24"/>
-          <w:szCs w:val="24"/>
-        </w:rPr>
-        <w:t xml:space="preserve">Deliverable </w:t>
-      </w:r>
-      <w:r>
-        <w:rPr>
-          <w:rFonts w:ascii="Times New Roman" w:hAnsi="Times New Roman"/>
-          <w:color w:val="000000"/>
-          <w:sz w:val="24"/>
-          <w:szCs w:val="24"/>
-        </w:rPr>
-        <w:t>2</w:t>
-      </w:r>
-      <w:r>
-        <w:rPr>
-          <w:rFonts w:ascii="Times New Roman" w:hAnsi="Times New Roman"/>
-          <w:color w:val="000000"/>
-          <w:sz w:val="24"/>
-          <w:szCs w:val="24"/>
-        </w:rPr>
-        <w:t xml:space="preserve">: </w:t>
-      </w:r>
-      <w:r>
-        <w:rPr>
-          <w:rFonts w:ascii="Times New Roman" w:eastAsia="Times New Roman" w:hAnsi="Times New Roman"/>
-          <w:color w:val="000000"/>
-          <w:sz w:val="24"/>
-          <w:szCs w:val="24"/>
-        </w:rPr>
-        <w:t xml:space="preserve">Using </w:t>
-      </w:r>
-      <w:proofErr w:type="spellStart"/>
-      <w:r>
-        <w:rPr>
-          <w:rFonts w:ascii="Times New Roman" w:eastAsia="Times New Roman" w:hAnsi="Times New Roman"/>
-          <w:b/>
-          <w:bCs/>
-          <w:color w:val="000000"/>
-          <w:sz w:val="24"/>
-          <w:szCs w:val="24"/>
-        </w:rPr>
-        <w:t>KiCad</w:t>
-      </w:r>
-      <w:proofErr w:type="spellEnd"/>
-      <w:r>
-        <w:rPr>
-          <w:rFonts w:ascii="Times New Roman" w:eastAsia="Times New Roman" w:hAnsi="Times New Roman"/>
-          <w:color w:val="000000"/>
-          <w:sz w:val="24"/>
-          <w:szCs w:val="24"/>
-        </w:rPr>
-        <w:t xml:space="preserve">, </w:t>
-      </w:r>
-      <w:r>
-        <w:rPr>
-          <w:rFonts w:ascii="Times New Roman" w:eastAsia="Times New Roman" w:hAnsi="Times New Roman" w:cs="Times New Roman"/>
-          <w:color w:val="000000"/>
-          <w:kern w:val="0"/>
-          <w:sz w:val="24"/>
-          <w:szCs w:val="24"/>
-          <w14:ligatures w14:val="none"/>
-        </w:rPr>
-        <w:t xml:space="preserve">create a </w:t>
-      </w:r>
-      <w:r>
-        <w:rPr>
-          <w:rFonts w:ascii="Times New Roman" w:eastAsia="Times New Roman" w:hAnsi="Times New Roman" w:cs="Times New Roman"/>
-          <w:color w:val="000000"/>
-          <w:kern w:val="0"/>
-          <w:sz w:val="24"/>
-          <w:szCs w:val="24"/>
-          <w14:ligatures w14:val="none"/>
-        </w:rPr>
-        <w:t>Layout</w:t>
-      </w:r>
-      <w:r>
-        <w:rPr>
-          <w:rFonts w:ascii="Times New Roman" w:eastAsia="Times New Roman" w:hAnsi="Times New Roman" w:cs="Times New Roman"/>
-          <w:color w:val="000000"/>
-          <w:kern w:val="0"/>
-          <w:sz w:val="24"/>
-          <w:szCs w:val="24"/>
-          <w14:ligatures w14:val="none"/>
-        </w:rPr>
-        <w:t xml:space="preserve"> for your design. Include a screenshot in the space below.</w:t>
-      </w:r>
-    </w:p>
-    <w:p>
-      <w:pPr>
-        <w:rPr>
-          <w:rFonts w:ascii="Times New Roman" w:hAnsi="Times New Roman"/>
-          <w:color w:val="000000"/>
-          <w:szCs w:val="24"/>
-        </w:rPr>
-      </w:pPr>
-    </w:p>
-    <w:p>
-      <w:pPr>
-        <w:spacing w:line="264" w:lineRule="auto"/>
-        <w:ind w:left="270" w:hanging="270"/>
-        <w:jc w:val="both"/>
-        <w:rPr>
-          <w:rFonts w:ascii="Times New Roman" w:hAnsi="Times New Roman"/>
-          <w:color w:val="000000"/>
-          <w:szCs w:val="24"/>
-        </w:rPr>
-      </w:pPr>
-      <w:r>
-        <w:rPr>
-          <w:rFonts w:ascii="Times New Roman" w:hAnsi="Times New Roman"/>
-          <w:color w:val="000000"/>
-          <w:szCs w:val="24"/>
-        </w:rPr>
-        <w:t>C</w:t>
-      </w:r>
-      <w:r>
-        <w:rPr>
-          <w:rFonts w:ascii="Times New Roman" w:hAnsi="Times New Roman"/>
-          <w:color w:val="000000"/>
-          <w:szCs w:val="24"/>
-        </w:rPr>
-        <w:t xml:space="preserve">) </w:t>
-      </w:r>
-      <w:r>
-        <w:rPr>
-          <w:rFonts w:ascii="Times New Roman" w:hAnsi="Times New Roman"/>
-          <w:b/>
-          <w:bCs/>
-          <w:i/>
-          <w:iCs/>
-          <w:color w:val="000000"/>
-          <w:szCs w:val="24"/>
-        </w:rPr>
-        <w:t>Software Design Deliverables:</w:t>
-      </w:r>
-    </w:p>
-    <w:p>
-      <w:pPr>
-        <w:pStyle w:val="PlainText"/>
-        <w:numPr>
-          <w:ilvl w:val="0"/>
-          <w:numId w:val="10"/>
-        </w:numPr>
-        <w:spacing w:after="160" w:line="264" w:lineRule="auto"/>
-        <w:jc w:val="both"/>
-        <w:rPr>
-          <w:rFonts w:ascii="Times New Roman" w:eastAsia="Times New Roman" w:hAnsi="Times New Roman"/>
-          <w:color w:val="000000"/>
-          <w:sz w:val="24"/>
-          <w:szCs w:val="24"/>
-        </w:rPr>
-      </w:pPr>
-      <w:r>
-        <w:rPr>
-          <w:rFonts w:ascii="Times New Roman" w:eastAsia="Times New Roman" w:hAnsi="Times New Roman"/>
-          <w:color w:val="000000"/>
-          <w:sz w:val="24"/>
-          <w:szCs w:val="24"/>
-        </w:rPr>
-        <w:t xml:space="preserve">I have pushed my </w:t>
-      </w:r>
-      <w:r>
-        <w:rPr>
-          <w:rFonts w:ascii="Times New Roman" w:eastAsia="Times New Roman" w:hAnsi="Times New Roman"/>
-          <w:color w:val="000000"/>
-          <w:sz w:val="24"/>
-          <w:szCs w:val="24"/>
-        </w:rPr>
-        <w:t>project</w:t>
-      </w:r>
-      <w:r>
-        <w:rPr>
-          <w:rFonts w:ascii="Times New Roman" w:eastAsia="Times New Roman" w:hAnsi="Times New Roman"/>
-          <w:color w:val="000000"/>
-          <w:sz w:val="24"/>
-          <w:szCs w:val="24"/>
-        </w:rPr>
-        <w:t xml:space="preserve"> to GitHub for grading </w:t>
-      </w:r>
-      <w:r>
-        <w:rPr>
-          <w:rFonts w:ascii="Times New Roman" w:eastAsia="Times New Roman" w:hAnsi="Times New Roman"/>
-          <w:color w:val="000000"/>
-          <w:sz w:val="24"/>
-          <w:szCs w:val="24"/>
-        </w:rPr>
-        <w:t xml:space="preserve">(Yes/No): </w:t>
-      </w:r>
-    </w:p>
-    <w:p>
-      <w:pPr>
-        <w:pStyle w:val="PlainText"/>
-        <w:spacing w:after="160" w:line="264" w:lineRule="auto"/>
-        <w:ind w:left="720"/>
-        <w:jc w:val="both"/>
-        <w:rPr>
-          <w:rFonts w:ascii="Times New Roman" w:eastAsia="Times New Roman" w:hAnsi="Times New Roman"/>
-          <w:color w:val="000000"/>
-          <w:sz w:val="24"/>
-          <w:szCs w:val="24"/>
-        </w:rPr>
-      </w:pPr>
-    </w:p>
-    <w:p>
-      <w:pPr>
-        <w:pStyle w:val="ListParagraph"/>
-        <w:numPr>
-          <w:ilvl w:val="0"/>
-          <w:numId w:val="10"/>
-        </w:numPr>
-        <w:rPr>
-          <w:rFonts w:ascii="Times New Roman" w:eastAsia="Times New Roman" w:hAnsi="Times New Roman" w:cs="Times New Roman"/>
-          <w:color w:val="000000"/>
-          <w:kern w:val="0"/>
-          <w:sz w:val="24"/>
-          <w:szCs w:val="24"/>
-          <w14:ligatures w14:val="none"/>
-        </w:rPr>
-      </w:pPr>
-      <w:r>
-        <w:rPr>
-          <w:rFonts w:ascii="Times New Roman" w:eastAsia="Times New Roman" w:hAnsi="Times New Roman" w:cs="Times New Roman"/>
-          <w:color w:val="000000"/>
-          <w:kern w:val="0"/>
-          <w:sz w:val="24"/>
-          <w:szCs w:val="24"/>
-          <w14:ligatures w14:val="none"/>
-        </w:rPr>
-        <w:t xml:space="preserve">Deliverable 3: </w:t>
-      </w:r>
-      <w:r>
-        <w:rPr>
-          <w:rFonts w:ascii="Times New Roman" w:eastAsia="Times New Roman" w:hAnsi="Times New Roman" w:cs="Times New Roman"/>
-          <w:color w:val="000000"/>
-          <w:kern w:val="0"/>
-          <w:sz w:val="24"/>
-          <w:szCs w:val="24"/>
-          <w14:ligatures w14:val="none"/>
-        </w:rPr>
-        <w:t>System design diagram of the modules created</w:t>
-      </w:r>
-      <w:r>
-        <w:rPr>
-          <w:rFonts w:ascii="Times New Roman" w:eastAsia="Times New Roman" w:hAnsi="Times New Roman" w:cs="Times New Roman"/>
-          <w:color w:val="000000"/>
-          <w:kern w:val="0"/>
-          <w:sz w:val="24"/>
-          <w:szCs w:val="24"/>
-          <w14:ligatures w14:val="none"/>
-        </w:rPr>
-        <w:t>.</w:t>
-      </w:r>
-    </w:p>
-    <w:p>
-      <w:pPr>
-        <w:pStyle w:val="ListParagraph"/>
-        <w:rPr>
-          <w:rFonts w:ascii="Times New Roman" w:eastAsia="Times New Roman" w:hAnsi="Times New Roman" w:cs="Times New Roman"/>
-          <w:color w:val="000000"/>
-          <w:kern w:val="0"/>
-          <w:sz w:val="24"/>
-          <w:szCs w:val="24"/>
-          <w14:ligatures w14:val="none"/>
-        </w:rPr>
-      </w:pPr>
-    </w:p>
-    <w:p>
-      <w:pPr>
-        <w:spacing w:line="264" w:lineRule="auto"/>
-        <w:jc w:val="both"/>
-        <w:rPr>
-          <w:rFonts w:ascii="Times New Roman" w:hAnsi="Times New Roman"/>
-          <w:i/>
-          <w:iCs/>
-          <w:color w:val="000000"/>
-          <w:szCs w:val="24"/>
-        </w:rPr>
-      </w:pPr>
-      <w:r>
-        <w:rPr>
-          <w:rFonts w:ascii="Times New Roman" w:hAnsi="Times New Roman"/>
-          <w:color w:val="000000"/>
-          <w:szCs w:val="24"/>
-        </w:rPr>
-        <w:t>D</w:t>
-      </w:r>
-      <w:r>
-        <w:rPr>
-          <w:rFonts w:ascii="Times New Roman" w:hAnsi="Times New Roman"/>
-          <w:color w:val="000000"/>
-          <w:szCs w:val="24"/>
-        </w:rPr>
-        <w:t xml:space="preserve">) </w:t>
-      </w:r>
-      <w:r>
-        <w:rPr>
-          <w:rFonts w:ascii="Times New Roman" w:hAnsi="Times New Roman"/>
-          <w:b/>
-          <w:bCs/>
-          <w:i/>
-          <w:iCs/>
-          <w:color w:val="000000"/>
-          <w:szCs w:val="24"/>
-        </w:rPr>
-        <w:t xml:space="preserve">General </w:t>
-      </w:r>
-      <w:r>
-        <w:rPr>
-          <w:rFonts w:ascii="Times New Roman" w:hAnsi="Times New Roman"/>
-          <w:b/>
-          <w:bCs/>
-          <w:i/>
-          <w:iCs/>
-          <w:color w:val="000000"/>
-          <w:szCs w:val="24"/>
-        </w:rPr>
-        <w:t>Deliverables</w:t>
-      </w:r>
-      <w:r>
-        <w:rPr>
-          <w:rFonts w:ascii="Times New Roman" w:hAnsi="Times New Roman"/>
-          <w:b/>
-          <w:bCs/>
-          <w:i/>
-          <w:iCs/>
-          <w:color w:val="000000"/>
-          <w:szCs w:val="24"/>
-        </w:rPr>
-        <w:t>:</w:t>
-      </w:r>
-    </w:p>
-    <w:p>
-      <w:pPr>
-        <w:pStyle w:val="ListParagraph"/>
-        <w:numPr>
-          <w:ilvl w:val="0"/>
-          <w:numId w:val="5"/>
-        </w:numPr>
-        <w:spacing w:line="264" w:lineRule="auto"/>
-        <w:contextualSpacing w:val="0"/>
-        <w:jc w:val="both"/>
-        <w:rPr>
-          <w:rFonts w:ascii="Times New Roman" w:hAnsi="Times New Roman"/>
-          <w:color w:val="000000"/>
-          <w:szCs w:val="24"/>
-        </w:rPr>
-      </w:pPr>
-      <w:r>
-        <w:rPr>
-          <w:rFonts w:ascii="Times New Roman" w:hAnsi="Times New Roman"/>
-          <w:color w:val="000000"/>
-          <w:sz w:val="24"/>
-          <w:szCs w:val="24"/>
-        </w:rPr>
-        <w:t xml:space="preserve">Deliverable </w:t>
-      </w:r>
-      <w:r>
-        <w:rPr>
-          <w:rFonts w:ascii="Times New Roman" w:hAnsi="Times New Roman"/>
-          <w:color w:val="000000"/>
-          <w:sz w:val="24"/>
-          <w:szCs w:val="24"/>
-        </w:rPr>
-        <w:t>4</w:t>
-      </w:r>
-      <w:r>
-        <w:rPr>
-          <w:rFonts w:ascii="Times New Roman" w:hAnsi="Times New Roman"/>
-          <w:color w:val="000000"/>
-          <w:sz w:val="24"/>
-          <w:szCs w:val="24"/>
-        </w:rPr>
-        <w:t xml:space="preserve">: </w:t>
-      </w:r>
-      <w:r>
-        <w:rPr>
-          <w:rFonts w:ascii="Times New Roman" w:hAnsi="Times New Roman"/>
-          <w:color w:val="000000"/>
-          <w:sz w:val="24"/>
-          <w:szCs w:val="24"/>
-        </w:rPr>
-        <w:t>Total cost estimate</w:t>
-      </w:r>
-    </w:p>
-    <w:p>
-      <w:pPr>
-        <w:spacing w:line="264" w:lineRule="auto"/>
-        <w:jc w:val="both"/>
-        <w:rPr>
-          <w:rFonts w:ascii="Times New Roman" w:hAnsi="Times New Roman"/>
-          <w:color w:val="000000"/>
-          <w:szCs w:val="24"/>
-        </w:rPr>
-      </w:pPr>
-      <w:r>
-        <w:rPr>
-          <w:rFonts w:ascii="Times New Roman" w:hAnsi="Times New Roman"/>
-          <w:color w:val="000000"/>
-          <w:szCs w:val="24"/>
-        </w:rPr>
-        <w:t xml:space="preserve">I have updated the bill of materials </w:t>
-      </w:r>
-      <w:r>
-        <w:rPr>
-          <w:rFonts w:ascii="Times New Roman" w:hAnsi="Times New Roman"/>
-          <w:color w:val="000000"/>
-          <w:szCs w:val="24"/>
-        </w:rPr>
-        <w:t>(</w:t>
-      </w:r>
-      <w:r>
-        <w:rPr>
-          <w:rFonts w:ascii="Times New Roman" w:hAnsi="Times New Roman"/>
-          <w:color w:val="000000"/>
-          <w:szCs w:val="24"/>
-        </w:rPr>
-        <w:t>Yes/No):</w:t>
-      </w:r>
-    </w:p>
-    <w:p>
-      <w:pPr>
-        <w:spacing w:line="264" w:lineRule="auto"/>
-        <w:jc w:val="both"/>
-        <w:rPr>
-          <w:rFonts w:ascii="Times New Roman" w:hAnsi="Times New Roman"/>
-          <w:color w:val="000000"/>
-          <w:szCs w:val="24"/>
-        </w:rPr>
-      </w:pPr>
-      <w:r>
-        <w:rPr>
-          <w:rFonts w:ascii="Times New Roman" w:hAnsi="Times New Roman"/>
-          <w:color w:val="000000"/>
-          <w:szCs w:val="24"/>
-        </w:rPr>
-        <w:t xml:space="preserve">Out of pocket costs: </w:t>
-      </w:r>
-    </w:p>
-    <w:p>
-      <w:pPr>
-        <w:spacing w:line="264" w:lineRule="auto"/>
-        <w:jc w:val="both"/>
-        <w:rPr>
-          <w:rFonts w:ascii="Times New Roman" w:hAnsi="Times New Roman"/>
-          <w:color w:val="000000"/>
-          <w:szCs w:val="24"/>
-        </w:rPr>
-      </w:pPr>
-      <w:r>
-        <w:rPr>
-          <w:rFonts w:ascii="Times New Roman" w:hAnsi="Times New Roman"/>
-          <w:color w:val="000000"/>
-          <w:szCs w:val="24"/>
-        </w:rPr>
-        <w:t>Adjusted competition costs:</w:t>
-      </w:r>
-    </w:p>
-    <w:p>
-      <w:pPr>
-        <w:spacing w:line="264" w:lineRule="auto"/>
-        <w:jc w:val="both"/>
-        <w:rPr>
-          <w:rFonts w:ascii="Times New Roman" w:hAnsi="Times New Roman"/>
-          <w:color w:val="000000"/>
-          <w:szCs w:val="24"/>
-        </w:rPr>
-      </w:pPr>
-    </w:p>
-    <w:p>
-      <w:pPr>
-        <w:pStyle w:val="ListParagraph"/>
-        <w:numPr>
-          <w:ilvl w:val="0"/>
-          <w:numId w:val="5"/>
-        </w:numPr>
-        <w:spacing w:line="264" w:lineRule="auto"/>
-        <w:contextualSpacing w:val="0"/>
-        <w:jc w:val="both"/>
-        <w:rPr>
-          <w:rFonts w:ascii="Times New Roman" w:hAnsi="Times New Roman"/>
-          <w:color w:val="000000"/>
-          <w:sz w:val="24"/>
-          <w:szCs w:val="24"/>
-        </w:rPr>
-      </w:pPr>
-      <w:r>
-        <w:rPr>
-          <w:rFonts w:ascii="Times New Roman" w:hAnsi="Times New Roman"/>
-          <w:color w:val="000000"/>
-          <w:sz w:val="24"/>
-          <w:szCs w:val="24"/>
-        </w:rPr>
-        <w:t xml:space="preserve">Deliverable 5: Description of tests added for lab </w:t>
-      </w:r>
-      <w:r>
-        <w:rPr>
-          <w:rFonts w:ascii="Times New Roman" w:hAnsi="Times New Roman"/>
-          <w:color w:val="000000"/>
-          <w:sz w:val="24"/>
-          <w:szCs w:val="24"/>
-        </w:rPr>
-        <w:t>7B</w:t>
-      </w:r>
-    </w:p>
-    <w:p>
-      <w:pPr>
-        <w:spacing w:line="264" w:lineRule="auto"/>
-        <w:jc w:val="both"/>
-        <w:rPr>
-          <w:rFonts w:ascii="Times New Roman" w:hAnsi="Times New Roman"/>
-          <w:color w:val="000000"/>
-          <w:szCs w:val="24"/>
-        </w:rPr>
-      </w:pPr>
-    </w:p>
-    <w:p>
-      <w:pPr>
-        <w:pStyle w:val="ListParagraph"/>
-        <w:numPr>
-          <w:ilvl w:val="0"/>
-          <w:numId w:val="5"/>
-        </w:numPr>
-        <w:spacing w:line="264" w:lineRule="auto"/>
-        <w:contextualSpacing w:val="0"/>
-        <w:jc w:val="both"/>
-        <w:rPr>
-          <w:rFonts w:ascii="Times New Roman" w:hAnsi="Times New Roman"/>
-          <w:color w:val="000000"/>
-          <w:sz w:val="24"/>
-          <w:szCs w:val="24"/>
-        </w:rPr>
-      </w:pPr>
-      <w:r>
-        <w:rPr>
-          <w:rFonts w:ascii="Times New Roman" w:hAnsi="Times New Roman"/>
-          <w:color w:val="000000"/>
-          <w:sz w:val="24"/>
-          <w:szCs w:val="24"/>
-        </w:rPr>
-        <w:t xml:space="preserve">Deliverable </w:t>
-      </w:r>
-      <w:r>
-        <w:rPr>
-          <w:rFonts w:ascii="Times New Roman" w:hAnsi="Times New Roman"/>
-          <w:color w:val="000000"/>
-          <w:sz w:val="24"/>
-          <w:szCs w:val="24"/>
-        </w:rPr>
-        <w:t>6</w:t>
-      </w:r>
-      <w:r>
-        <w:rPr>
-          <w:rFonts w:ascii="Times New Roman" w:hAnsi="Times New Roman"/>
-          <w:color w:val="000000"/>
-          <w:sz w:val="24"/>
-          <w:szCs w:val="24"/>
-        </w:rPr>
-        <w:t xml:space="preserve"> </w:t>
-      </w:r>
-      <w:r>
-        <w:rPr>
-          <w:rFonts w:ascii="Times New Roman" w:hAnsi="Times New Roman"/>
-          <w:color w:val="000000"/>
-          <w:sz w:val="24"/>
-          <w:szCs w:val="24"/>
-        </w:rPr>
-        <w:t>(</w:t>
-      </w:r>
-      <w:r>
-        <w:rPr>
-          <w:rFonts w:ascii="Times New Roman" w:hAnsi="Times New Roman"/>
-          <w:color w:val="000000"/>
-          <w:sz w:val="24"/>
-          <w:szCs w:val="24"/>
-        </w:rPr>
-        <w:t>10</w:t>
-      </w:r>
-      <w:r>
-        <w:rPr>
-          <w:rFonts w:ascii="Times New Roman" w:hAnsi="Times New Roman"/>
-          <w:color w:val="000000"/>
-          <w:sz w:val="24"/>
-          <w:szCs w:val="24"/>
-        </w:rPr>
-        <w:t>pt EC)</w:t>
-      </w:r>
-      <w:r>
-        <w:rPr>
-          <w:rFonts w:ascii="Times New Roman" w:hAnsi="Times New Roman"/>
-          <w:color w:val="000000"/>
-          <w:sz w:val="24"/>
-          <w:szCs w:val="24"/>
-        </w:rPr>
-        <w:t>: Discrete IC usage</w:t>
-      </w:r>
-    </w:p>
-    <w:p>
-      <w:pPr>
-        <w:pStyle w:val="ListParagraph"/>
-        <w:rPr>
-          <w:rFonts w:ascii="Times New Roman" w:hAnsi="Times New Roman"/>
-          <w:color w:val="000000"/>
-          <w:sz w:val="24"/>
-          <w:szCs w:val="24"/>
-        </w:rPr>
-      </w:pPr>
-    </w:p>
-    <w:p>
-      <w:pPr>
-        <w:pStyle w:val="ListParagraph"/>
-        <w:numPr>
-          <w:ilvl w:val="0"/>
-          <w:numId w:val="5"/>
-        </w:numPr>
-        <w:spacing w:line="264" w:lineRule="auto"/>
-        <w:contextualSpacing w:val="0"/>
-        <w:jc w:val="both"/>
-        <w:rPr>
-          <w:rFonts w:ascii="Times New Roman" w:hAnsi="Times New Roman"/>
-          <w:color w:val="000000"/>
-          <w:sz w:val="24"/>
-          <w:szCs w:val="24"/>
-        </w:rPr>
-      </w:pPr>
-      <w:r>
-        <w:rPr>
-          <w:rFonts w:ascii="Times New Roman" w:hAnsi="Times New Roman"/>
-          <w:color w:val="000000"/>
-          <w:sz w:val="24"/>
-          <w:szCs w:val="24"/>
-        </w:rPr>
-        <w:t xml:space="preserve">Deliverable </w:t>
-      </w:r>
-      <w:r>
-        <w:rPr>
-          <w:rFonts w:ascii="Times New Roman" w:hAnsi="Times New Roman"/>
-          <w:color w:val="000000"/>
-          <w:sz w:val="24"/>
-          <w:szCs w:val="24"/>
-        </w:rPr>
-        <w:t>7</w:t>
-      </w:r>
-      <w:r>
-        <w:rPr>
-          <w:rFonts w:ascii="Times New Roman" w:hAnsi="Times New Roman"/>
-          <w:color w:val="000000"/>
-          <w:sz w:val="24"/>
-          <w:szCs w:val="24"/>
-        </w:rPr>
-        <w:t xml:space="preserve"> </w:t>
-      </w:r>
-      <w:r>
-        <w:rPr>
-          <w:rFonts w:ascii="Times New Roman" w:hAnsi="Times New Roman"/>
-          <w:color w:val="000000"/>
-          <w:sz w:val="24"/>
-          <w:szCs w:val="24"/>
-        </w:rPr>
-        <w:t>(</w:t>
-      </w:r>
-      <w:r>
-        <w:rPr>
-          <w:rFonts w:ascii="Times New Roman" w:hAnsi="Times New Roman"/>
-          <w:color w:val="000000"/>
-          <w:sz w:val="24"/>
-          <w:szCs w:val="24"/>
-        </w:rPr>
-        <w:t>10</w:t>
-      </w:r>
-      <w:r>
-        <w:rPr>
-          <w:rFonts w:ascii="Times New Roman" w:hAnsi="Times New Roman"/>
-          <w:color w:val="000000"/>
-          <w:sz w:val="24"/>
-          <w:szCs w:val="24"/>
-        </w:rPr>
-        <w:t>pt EC)</w:t>
-      </w:r>
-      <w:r>
-        <w:rPr>
-          <w:rFonts w:ascii="Times New Roman" w:hAnsi="Times New Roman"/>
-          <w:color w:val="000000"/>
-          <w:sz w:val="24"/>
-          <w:szCs w:val="24"/>
-        </w:rPr>
-        <w:t>: Characterization of the system</w:t>
-      </w:r>
-    </w:p>
-    <w:p>
-      <w:pPr>
-        <w:spacing w:line="264" w:lineRule="auto"/>
-        <w:jc w:val="both"/>
-        <w:rPr>
-          <w:rFonts w:ascii="Times New Roman" w:hAnsi="Times New Roman"/>
-          <w:color w:val="000000"/>
-          <w:szCs w:val="24"/>
-        </w:rPr>
-      </w:pPr>
-    </w:p>
-    <w:p>
-      <w:pPr>
-        <w:spacing w:line="264" w:lineRule="auto"/>
-        <w:jc w:val="both"/>
-        <w:rPr>
-          <w:rFonts w:ascii="Times New Roman" w:hAnsi="Times New Roman"/>
-          <w:b/>
-          <w:bCs/>
-          <w:i/>
-          <w:iCs/>
-          <w:color w:val="000000"/>
-          <w:szCs w:val="24"/>
-        </w:rPr>
-      </w:pPr>
-      <w:r>
-        <w:rPr>
-          <w:rFonts w:ascii="Times New Roman" w:hAnsi="Times New Roman"/>
-          <w:color w:val="000000"/>
-          <w:szCs w:val="24"/>
-        </w:rPr>
-        <w:t>E</w:t>
-      </w:r>
-      <w:r>
-        <w:rPr>
-          <w:rFonts w:ascii="Times New Roman" w:hAnsi="Times New Roman"/>
-          <w:color w:val="000000"/>
-          <w:szCs w:val="24"/>
-        </w:rPr>
-        <w:t xml:space="preserve">) </w:t>
-      </w:r>
+          <w:szCs w:val="24"/>
+        </w:rPr>
+      </w:pPr>
       <w:r>
         <w:rPr>
           <w:rFonts w:ascii="Times New Roman" w:hAnsi="Times New Roman"/>
@@ -1213,25 +736,115 @@
           <w:ilvl w:val="0"/>
           <w:numId w:val="4"/>
         </w:numPr>
-        <w:rPr>
-          <w:rFonts w:ascii="Times New Roman" w:hAnsi="Times New Roman"/>
-          <w:color w:val="000000"/>
-          <w:sz w:val="24"/>
-          <w:szCs w:val="24"/>
-        </w:rPr>
-      </w:pPr>
-      <w:r>
-        <w:rPr>
-          <w:rFonts w:ascii="Times New Roman" w:hAnsi="Times New Roman"/>
-          <w:color w:val="000000"/>
-          <w:sz w:val="24"/>
-          <w:szCs w:val="24"/>
-        </w:rPr>
-        <w:t>What is the required naming scheme of the PCB submitted to us for review and ordering?</w:t>
-      </w:r>
+        <w:spacing w:after="0"/>
+        <w:rPr>
+          <w:rFonts w:ascii="Times New Roman" w:hAnsi="Times New Roman"/>
+          <w:color w:val="000000"/>
+        </w:rPr>
+      </w:pPr>
+      <w:r>
+        <w:rPr>
+          <w:rFonts w:ascii="Times New Roman" w:hAnsi="Times New Roman"/>
+          <w:color w:val="000000"/>
+        </w:rPr>
+        <w:t>List the debugging techniques you used to do integration testing? How intrusive were they?</w:t>
+      </w:r>
+    </w:p>
+    <w:p>
+      <w:pPr>
+        <w:pStyle w:val="ListParagraph"/>
+        <w:numPr>
+          <w:ilvl w:val="0"/>
+          <w:numId w:val="4"/>
+        </w:numPr>
+        <w:spacing w:after="0"/>
+        <w:rPr>
+          <w:rFonts w:ascii="Times New Roman" w:hAnsi="Times New Roman"/>
+          <w:color w:val="000000"/>
+        </w:rPr>
+      </w:pPr>
+      <w:r>
+        <w:rPr>
+          <w:rFonts w:ascii="Times New Roman" w:hAnsi="Times New Roman"/>
+          <w:color w:val="000000"/>
+        </w:rPr>
+        <w:t>What are one or two high risk aspects of your design, and what mitigation steps have you taken to reduce risks</w:t>
+      </w:r>
+      <w:r>
+        <w:rPr>
+          <w:rFonts w:ascii="Times New Roman" w:hAnsi="Times New Roman"/>
+          <w:color w:val="000000"/>
+        </w:rPr>
+        <w:t>?</w:t>
+      </w:r>
+    </w:p>
+    <w:p>
+      <w:pPr>
+        <w:pStyle w:val="PlainText"/>
+        <w:numPr>
+          <w:ilvl w:val="0"/>
+          <w:numId w:val="4"/>
+        </w:numPr>
+        <w:spacing w:line="264" w:lineRule="auto"/>
+        <w:jc w:val="both"/>
+        <w:rPr>
+          <w:rFonts w:ascii="Times New Roman" w:eastAsia="Times New Roman" w:hAnsi="Times New Roman"/>
+          <w:color w:val="000000"/>
+          <w:sz w:val="22"/>
+          <w:szCs w:val="22"/>
+        </w:rPr>
+      </w:pPr>
+      <w:r>
+        <w:rPr>
+          <w:rFonts w:ascii="Times New Roman" w:eastAsia="Times New Roman" w:hAnsi="Times New Roman"/>
+          <w:color w:val="000000"/>
+          <w:sz w:val="22"/>
+          <w:szCs w:val="22"/>
+        </w:rPr>
+        <w:t xml:space="preserve">Explain which </w:t>
+      </w:r>
+      <w:hyperlink r:id="rId7" w:anchor="3_7_5" w:history="1">
+        <w:r>
+          <w:rPr>
+            <w:rStyle w:val="Hyperlink"/>
+            <w:rFonts w:ascii="Times New Roman" w:eastAsia="Times New Roman" w:hAnsi="Times New Roman"/>
+            <w:sz w:val="22"/>
+            <w:szCs w:val="22"/>
+          </w:rPr>
+          <w:t xml:space="preserve">team skill </w:t>
+        </w:r>
+      </w:hyperlink>
+      <w:r>
+        <w:rPr>
+          <w:rFonts w:ascii="Times New Roman" w:eastAsia="Times New Roman" w:hAnsi="Times New Roman"/>
+          <w:color w:val="000000"/>
+          <w:sz w:val="22"/>
+          <w:szCs w:val="22"/>
+        </w:rPr>
+        <w:t xml:space="preserve"> </w:t>
+      </w:r>
+      <w:r>
+        <w:rPr>
+          <w:rFonts w:ascii="Times New Roman" w:hAnsi="Times New Roman"/>
+          <w:color w:val="000000"/>
+          <w:sz w:val="22"/>
+          <w:szCs w:val="22"/>
+        </w:rPr>
+        <w:t>has been most difficult so far for your group.</w:t>
+      </w:r>
+    </w:p>
+    <w:p>
+      <w:pPr>
+        <w:ind w:left="360"/>
+        <w:rPr>
+          <w:rFonts w:ascii="Times New Roman" w:hAnsi="Times New Roman"/>
+          <w:color w:val="000000"/>
+          <w:szCs w:val="24"/>
+        </w:rPr>
+      </w:pPr>
     </w:p>
     <w:sectPr>
-      <w:headerReference w:type="default" r:id="rId7"/>
+      <w:headerReference w:type="default" r:id="rId8"/>
       <w:pgSz w:w="12240" w:h="15840"/>
       <w:pgMar w:top="1440" w:right="1440" w:bottom="1440" w:left="1440" w:header="720" w:footer="0" w:gutter="0"/>
       <w:cols w:space="720"/>
@@ -1243,7 +856,7 @@
 </file>
 
 <file path=word/endnotes.xml><?xml version="1.0" encoding="utf-8"?>
-<w:endnotes xmlns:wpc="http://schemas.microsoft.com/office/word/2010/wordprocessingCanvas" xmlns:cx="http://schemas.microsoft.com/office/drawing/2014/chartex" xmlns:cx1="http://schemas.microsoft.com/office/drawing/2015/9/8/chartex" xmlns:cx2="http://schemas.microsoft.com/office/drawing/2015/10/21/chartex" xmlns:cx3="http://schemas.microsoft.com/office/drawing/2016/5/9/chartex" xmlns:cx4="http://schemas.microsoft.com/office/drawing/2016/5/10/chartex" xmlns:cx5="http://schemas.microsoft.com/office/drawing/2016/5/11/chartex" xmlns:cx6="http://schemas.microsoft.com/office/drawing/2016/5/12/chartex" xmlns:cx7="http://schemas.microsoft.com/office/drawing/2016/5/13/chartex" xmlns:cx8="http://schemas.microsoft.com/office/drawing/2016/5/14/chartex" xmlns:mc="http://schemas.openxmlformats.org/markup-compatibility/2006" xmlns:aink="http://schemas.microsoft.com/office/drawing/2016/ink" xmlns:am3d="http://schemas.microsoft.com/office/drawing/2017/model3d" xmlns:o="urn:schemas-microsoft-com:office:office" xmlns:oel="http://schemas.microsoft.com/office/2019/extlst" xmlns:r="http://schemas.openxmlformats.org/officeDocument/2006/relationships" xmlns:m="http://schemas.openxmlformats.org/officeDocument/2006/math" xmlns:v="urn:schemas-microsoft-com:vml" xmlns:wp14="http://schemas.microsoft.com/office/word/2010/wordprocessingDrawing" xmlns:wp="http://schemas.openxmlformats.org/drawingml/2006/wordprocessingDrawing" xmlns:w10="urn:schemas-microsoft-com:office:word" xmlns:w="http://schemas.openxmlformats.org/wordprocessingml/2006/main" xmlns:w14="http://schemas.microsoft.com/office/word/2010/wordml" xmlns:w15="http://schemas.microsoft.com/office/word/2012/wordml" xmlns:w16cex="http://schemas.microsoft.com/office/word/2018/wordml/cex" xmlns:w16cid="http://schemas.microsoft.com/office/word/2016/wordml/cid" xmlns:w16="http://schemas.microsoft.com/office/word/2018/wordml" xmlns:w16du="http://schemas.microsoft.com/office/word/2023/wordml/word16du" xmlns:w16sdtdh="http://schemas.microsoft.com/office/word/2020/wordml/sdtdatahash" xmlns:w16se="http://schemas.microsoft.com/office/word/2015/wordml/symex" xmlns:wpg="http://schemas.microsoft.com/office/word/2010/wordprocessingGroup" xmlns:wpi="http://schemas.microsoft.com/office/word/2010/wordprocessingInk" xmlns:wne="http://schemas.microsoft.com/office/word/2006/wordml" xmlns:wps="http://schemas.microsoft.com/office/word/2010/wordprocessingShape" mc:Ignorable="w14 w15 w16se w16cid w16 w16cex w16sdtdh w16du wp14">
+<w:endnotes xmlns:wpc="http://schemas.microsoft.com/office/word/2010/wordprocessingCanvas" xmlns:cx="http://schemas.microsoft.com/office/drawing/2014/chartex" xmlns:cx1="http://schemas.microsoft.com/office/drawing/2015/9/8/chartex" xmlns:cx2="http://schemas.microsoft.com/office/drawing/2015/10/21/chartex" xmlns:cx3="http://schemas.microsoft.com/office/drawing/2016/5/9/chartex" xmlns:cx4="http://schemas.microsoft.com/office/drawing/2016/5/10/chartex" xmlns:cx5="http://schemas.microsoft.com/office/drawing/2016/5/11/chartex" xmlns:cx6="http://schemas.microsoft.com/office/drawing/2016/5/12/chartex" xmlns:cx7="http://schemas.microsoft.com/office/drawing/2016/5/13/chartex" xmlns:cx8="http://schemas.microsoft.com/office/drawing/2016/5/14/chartex" xmlns:mc="http://schemas.openxmlformats.org/markup-compatibility/2006" xmlns:aink="http://schemas.microsoft.com/office/drawing/2016/ink" xmlns:am3d="http://schemas.microsoft.com/office/drawing/2017/model3d" xmlns:o="urn:schemas-microsoft-com:office:office" xmlns:oel="http://schemas.microsoft.com/office/2019/extlst" xmlns:r="http://schemas.openxmlformats.org/officeDocument/2006/relationships" xmlns:m="http://schemas.openxmlformats.org/officeDocument/2006/math" xmlns:v="urn:schemas-microsoft-com:vml" xmlns:wp14="http://schemas.microsoft.com/office/word/2010/wordprocessingDrawing" xmlns:wp="http://schemas.openxmlformats.org/drawingml/2006/wordprocessingDrawing" xmlns:w10="urn:schemas-microsoft-com:office:word" xmlns:w="http://schemas.openxmlformats.org/wordprocessingml/2006/main" xmlns:w14="http://schemas.microsoft.com/office/word/2010/wordml" xmlns:w15="http://schemas.microsoft.com/office/word/2012/wordml" xmlns:w16cex="http://schemas.microsoft.com/office/word/2018/wordml/cex" xmlns:w16cid="http://schemas.microsoft.com/office/word/2016/wordml/cid" xmlns:w16="http://schemas.microsoft.com/office/word/2018/wordml" xmlns:w16du="http://schemas.microsoft.com/office/word/2023/wordml/word16du" xmlns:w16sdtdh="http://schemas.microsoft.com/office/word/2020/wordml/sdtdatahash" xmlns:w16sdtfl="http://schemas.microsoft.com/office/word/2024/wordml/sdtformatlock" xmlns:w16se="http://schemas.microsoft.com/office/word/2015/wordml/symex" xmlns:wpg="http://schemas.microsoft.com/office/word/2010/wordprocessingGroup" xmlns:wpi="http://schemas.microsoft.com/office/word/2010/wordprocessingInk" xmlns:wne="http://schemas.microsoft.com/office/word/2006/wordml" xmlns:wps="http://schemas.microsoft.com/office/word/2010/wordprocessingShape" mc:Ignorable="w14 w15 w16se w16cid w16 w16cex w16sdtdh w16sdtfl w16du wp14">
   <w:endnote w:type="separator" w:id="-1">
     <w:p>
       <w:r>
@@ -1262,7 +875,7 @@
 </file>
 
 <file path=word/footnotes.xml><?xml version="1.0" encoding="utf-8"?>
-<w:footnotes xmlns:wpc="http://schemas.microsoft.com/office/word/2010/wordprocessingCanvas" xmlns:cx="http://schemas.microsoft.com/office/drawing/2014/chartex" xmlns:cx1="http://schemas.microsoft.com/office/drawing/2015/9/8/chartex" xmlns:cx2="http://schemas.microsoft.com/office/drawing/2015/10/21/chartex" xmlns:cx3="http://schemas.microsoft.com/office/drawing/2016/5/9/chartex" xmlns:cx4="http://schemas.microsoft.com/office/drawing/2016/5/10/chartex" xmlns:cx5="http://schemas.microsoft.com/office/drawing/2016/5/11/chartex" xmlns:cx6="http://schemas.microsoft.com/office/drawing/2016/5/12/chartex" xmlns:cx7="http://schemas.microsoft.com/office/drawing/2016/5/13/chartex" xmlns:cx8="http://schemas.microsoft.com/office/drawing/2016/5/14/chartex" xmlns:mc="http://schemas.openxmlformats.org/markup-compatibility/2006" xmlns:aink="http://schemas.microsoft.com/office/drawing/2016/ink" xmlns:am3d="http://schemas.microsoft.com/office/drawing/2017/model3d" xmlns:o="urn:schemas-microsoft-com:office:office" xmlns:oel="http://schemas.microsoft.com/office/2019/extlst" xmlns:r="http://schemas.openxmlformats.org/officeDocument/2006/relationships" xmlns:m="http://schemas.openxmlformats.org/officeDocument/2006/math" xmlns:v="urn:schemas-microsoft-com:vml" xmlns:wp14="http://schemas.microsoft.com/office/word/2010/wordprocessingDrawing" xmlns:wp="http://schemas.openxmlformats.org/drawingml/2006/wordprocessingDrawing" xmlns:w10="urn:schemas-microsoft-com:office:word" xmlns:w="http://schemas.openxmlformats.org/wordprocessingml/2006/main" xmlns:w14="http://schemas.microsoft.com/office/word/2010/wordml" xmlns:w15="http://schemas.microsoft.com/office/word/2012/wordml" xmlns:w16cex="http://schemas.microsoft.com/office/word/2018/wordml/cex" xmlns:w16cid="http://schemas.microsoft.com/office/word/2016/wordml/cid" xmlns:w16="http://schemas.microsoft.com/office/word/2018/wordml" xmlns:w16du="http://schemas.microsoft.com/office/word/2023/wordml/word16du" xmlns:w16sdtdh="http://schemas.microsoft.com/office/word/2020/wordml/sdtdatahash" xmlns:w16se="http://schemas.microsoft.com/office/word/2015/wordml/symex" xmlns:wpg="http://schemas.microsoft.com/office/word/2010/wordprocessingGroup" xmlns:wpi="http://schemas.microsoft.com/office/word/2010/wordprocessingInk" xmlns:wne="http://schemas.microsoft.com/office/word/2006/wordml" xmlns:wps="http://schemas.microsoft.com/office/word/2010/wordprocessingShape" mc:Ignorable="w14 w15 w16se w16cid w16 w16cex w16sdtdh w16du wp14">
+<w:footnotes xmlns:wpc="http://schemas.microsoft.com/office/word/2010/wordprocessingCanvas" xmlns:cx="http://schemas.microsoft.com/office/drawing/2014/chartex" xmlns:cx1="http://schemas.microsoft.com/office/drawing/2015/9/8/chartex" xmlns:cx2="http://schemas.microsoft.com/office/drawing/2015/10/21/chartex" xmlns:cx3="http://schemas.microsoft.com/office/drawing/2016/5/9/chartex" xmlns:cx4="http://schemas.microsoft.com/office/drawing/2016/5/10/chartex" xmlns:cx5="http://schemas.microsoft.com/office/drawing/2016/5/11/chartex" xmlns:cx6="http://schemas.microsoft.com/office/drawing/2016/5/12/chartex" xmlns:cx7="http://schemas.microsoft.com/office/drawing/2016/5/13/chartex" xmlns:cx8="http://schemas.microsoft.com/office/drawing/2016/5/14/chartex" xmlns:mc="http://schemas.openxmlformats.org/markup-compatibility/2006" xmlns:aink="http://schemas.microsoft.com/office/drawing/2016/ink" xmlns:am3d="http://schemas.microsoft.com/office/drawing/2017/model3d" xmlns:o="urn:schemas-microsoft-com:office:office" xmlns:oel="http://schemas.microsoft.com/office/2019/extlst" xmlns:r="http://schemas.openxmlformats.org/officeDocument/2006/relationships" xmlns:m="http://schemas.openxmlformats.org/officeDocument/2006/math" xmlns:v="urn:schemas-microsoft-com:vml" xmlns:wp14="http://schemas.microsoft.com/office/word/2010/wordprocessingDrawing" xmlns:wp="http://schemas.openxmlformats.org/drawingml/2006/wordprocessingDrawing" xmlns:w10="urn:schemas-microsoft-com:office:word" xmlns:w="http://schemas.openxmlformats.org/wordprocessingml/2006/main" xmlns:w14="http://schemas.microsoft.com/office/word/2010/wordml" xmlns:w15="http://schemas.microsoft.com/office/word/2012/wordml" xmlns:w16cex="http://schemas.microsoft.com/office/word/2018/wordml/cex" xmlns:w16cid="http://schemas.microsoft.com/office/word/2016/wordml/cid" xmlns:w16="http://schemas.microsoft.com/office/word/2018/wordml" xmlns:w16du="http://schemas.microsoft.com/office/word/2023/wordml/word16du" xmlns:w16sdtdh="http://schemas.microsoft.com/office/word/2020/wordml/sdtdatahash" xmlns:w16sdtfl="http://schemas.microsoft.com/office/word/2024/wordml/sdtformatlock" xmlns:w16se="http://schemas.microsoft.com/office/word/2015/wordml/symex" xmlns:wpg="http://schemas.microsoft.com/office/word/2010/wordprocessingGroup" xmlns:wpi="http://schemas.microsoft.com/office/word/2010/wordprocessingInk" xmlns:wne="http://schemas.microsoft.com/office/word/2006/wordml" xmlns:wps="http://schemas.microsoft.com/office/word/2010/wordprocessingShape" mc:Ignorable="w14 w15 w16se w16cid w16 w16cex w16sdtdh w16sdtfl w16du wp14">
   <w:footnote w:type="separator" w:id="-1">
     <w:p>
       <w:r>
@@ -1281,7 +894,7 @@
 </file>
 
 <file path=word/header1.xml><?xml version="1.0" encoding="utf-8"?>
-<w:hdr xmlns:wpc="http://schemas.microsoft.com/office/word/2010/wordprocessingCanvas" xmlns:cx="http://schemas.microsoft.com/office/drawing/2014/chartex" xmlns:cx1="http://schemas.microsoft.com/office/drawing/2015/9/8/chartex" xmlns:cx2="http://schemas.microsoft.com/office/drawing/2015/10/21/chartex" xmlns:cx3="http://schemas.microsoft.com/office/drawing/2016/5/9/chartex" xmlns:cx4="http://schemas.microsoft.com/office/drawing/2016/5/10/chartex" xmlns:cx5="http://schemas.microsoft.com/office/drawing/2016/5/11/chartex" xmlns:cx6="http://schemas.microsoft.com/office/drawing/2016/5/12/chartex" xmlns:cx7="http://schemas.microsoft.com/office/drawing/2016/5/13/chartex" xmlns:cx8="http://schemas.microsoft.com/office/drawing/2016/5/14/chartex" xmlns:mc="http://schemas.openxmlformats.org/markup-compatibility/2006" xmlns:aink="http://schemas.microsoft.com/office/drawing/2016/ink" xmlns:am3d="http://schemas.microsoft.com/office/drawing/2017/model3d" xmlns:o="urn:schemas-microsoft-com:office:office" xmlns:oel="http://schemas.microsoft.com/office/2019/extlst" xmlns:r="http://schemas.openxmlformats.org/officeDocument/2006/relationships" xmlns:m="http://schemas.openxmlformats.org/officeDocument/2006/math" xmlns:v="urn:schemas-microsoft-com:vml" xmlns:wp14="http://schemas.microsoft.com/office/word/2010/wordprocessingDrawing" xmlns:wp="http://schemas.openxmlformats.org/drawingml/2006/wordprocessingDrawing" xmlns:w10="urn:schemas-microsoft-com:office:word" xmlns:w="http://schemas.openxmlformats.org/wordprocessingml/2006/main" xmlns:w14="http://schemas.microsoft.com/office/word/2010/wordml" xmlns:w15="http://schemas.microsoft.com/office/word/2012/wordml" xmlns:w16cex="http://schemas.microsoft.com/office/word/2018/wordml/cex" xmlns:w16cid="http://schemas.microsoft.com/office/word/2016/wordml/cid" xmlns:w16="http://schemas.microsoft.com/office/word/2018/wordml" xmlns:w16du="http://schemas.microsoft.com/office/word/2023/wordml/word16du" xmlns:w16sdtdh="http://schemas.microsoft.com/office/word/2020/wordml/sdtdatahash" xmlns:w16se="http://schemas.microsoft.com/office/word/2015/wordml/symex" xmlns:wpg="http://schemas.microsoft.com/office/word/2010/wordprocessingGroup" xmlns:wpi="http://schemas.microsoft.com/office/word/2010/wordprocessingInk" xmlns:wne="http://schemas.microsoft.com/office/word/2006/wordml" xmlns:wps="http://schemas.microsoft.com/office/word/2010/wordprocessingShape" mc:Ignorable="w14 w15 w16se w16cid w16 w16cex w16sdtdh w16du wp14">
+<w:hdr xmlns:wpc="http://schemas.microsoft.com/office/word/2010/wordprocessingCanvas" xmlns:cx="http://schemas.microsoft.com/office/drawing/2014/chartex" xmlns:cx1="http://schemas.microsoft.com/office/drawing/2015/9/8/chartex" xmlns:cx2="http://schemas.microsoft.com/office/drawing/2015/10/21/chartex" xmlns:cx3="http://schemas.microsoft.com/office/drawing/2016/5/9/chartex" xmlns:cx4="http://schemas.microsoft.com/office/drawing/2016/5/10/chartex" xmlns:cx5="http://schemas.microsoft.com/office/drawing/2016/5/11/chartex" xmlns:cx6="http://schemas.microsoft.com/office/drawing/2016/5/12/chartex" xmlns:cx7="http://schemas.microsoft.com/office/drawing/2016/5/13/chartex" xmlns:cx8="http://schemas.microsoft.com/office/drawing/2016/5/14/chartex" xmlns:mc="http://schemas.openxmlformats.org/markup-compatibility/2006" xmlns:aink="http://schemas.microsoft.com/office/drawing/2016/ink" xmlns:am3d="http://schemas.microsoft.com/office/drawing/2017/model3d" xmlns:o="urn:schemas-microsoft-com:office:office" xmlns:oel="http://schemas.microsoft.com/office/2019/extlst" xmlns:r="http://schemas.openxmlformats.org/officeDocument/2006/relationships" xmlns:m="http://schemas.openxmlformats.org/officeDocument/2006/math" xmlns:v="urn:schemas-microsoft-com:vml" xmlns:wp14="http://schemas.microsoft.com/office/word/2010/wordprocessingDrawing" xmlns:wp="http://schemas.openxmlformats.org/drawingml/2006/wordprocessingDrawing" xmlns:w10="urn:schemas-microsoft-com:office:word" xmlns:w="http://schemas.openxmlformats.org/wordprocessingml/2006/main" xmlns:w14="http://schemas.microsoft.com/office/word/2010/wordml" xmlns:w15="http://schemas.microsoft.com/office/word/2012/wordml" xmlns:w16cex="http://schemas.microsoft.com/office/word/2018/wordml/cex" xmlns:w16cid="http://schemas.microsoft.com/office/word/2016/wordml/cid" xmlns:w16="http://schemas.microsoft.com/office/word/2018/wordml" xmlns:w16du="http://schemas.microsoft.com/office/word/2023/wordml/word16du" xmlns:w16sdtdh="http://schemas.microsoft.com/office/word/2020/wordml/sdtdatahash" xmlns:w16sdtfl="http://schemas.microsoft.com/office/word/2024/wordml/sdtformatlock" xmlns:w16se="http://schemas.microsoft.com/office/word/2015/wordml/symex" xmlns:wpg="http://schemas.microsoft.com/office/word/2010/wordprocessingGroup" xmlns:wpi="http://schemas.microsoft.com/office/word/2010/wordprocessingInk" xmlns:wne="http://schemas.microsoft.com/office/word/2006/wordml" xmlns:wps="http://schemas.microsoft.com/office/word/2010/wordprocessingShape" mc:Ignorable="w14 w15 w16se w16cid w16 w16cex w16sdtdh w16sdtfl w16du wp14">
   <w:p>
     <w:pPr>
       <w:pStyle w:val="Header"/>
@@ -1300,7 +913,7 @@
 </file>
 
 <file path=word/numbering.xml><?xml version="1.0" encoding="utf-8"?>
-<w:numbering xmlns:wpc="http://schemas.microsoft.com/office/word/2010/wordprocessingCanvas" xmlns:cx="http://schemas.microsoft.com/office/drawing/2014/chartex" xmlns:cx1="http://schemas.microsoft.com/office/drawing/2015/9/8/chartex" xmlns:cx2="http://schemas.microsoft.com/office/drawing/2015/10/21/chartex" xmlns:cx3="http://schemas.microsoft.com/office/drawing/2016/5/9/chartex" xmlns:cx4="http://schemas.microsoft.com/office/drawing/2016/5/10/chartex" xmlns:cx5="http://schemas.microsoft.com/office/drawing/2016/5/11/chartex" xmlns:cx6="http://schemas.microsoft.com/office/drawing/2016/5/12/chartex" xmlns:cx7="http://schemas.microsoft.com/office/drawing/2016/5/13/chartex" xmlns:cx8="http://schemas.microsoft.com/office/drawing/2016/5/14/chartex" xmlns:mc="http://schemas.openxmlformats.org/markup-compatibility/2006" xmlns:aink="http://schemas.microsoft.com/office/drawing/2016/ink" xmlns:am3d="http://schemas.microsoft.com/office/drawing/2017/model3d" xmlns:o="urn:schemas-microsoft-com:office:office" xmlns:oel="http://schemas.microsoft.com/office/2019/extlst" xmlns:r="http://schemas.openxmlformats.org/officeDocument/2006/relationships" xmlns:m="http://schemas.openxmlformats.org/officeDocument/2006/math" xmlns:v="urn:schemas-microsoft-com:vml" xmlns:wp14="http://schemas.microsoft.com/office/word/2010/wordprocessingDrawing" xmlns:wp="http://schemas.openxmlformats.org/drawingml/2006/wordprocessingDrawing" xmlns:w10="urn:schemas-microsoft-com:office:word" xmlns:w="http://schemas.openxmlformats.org/wordprocessingml/2006/main" xmlns:w14="http://schemas.microsoft.com/office/word/2010/wordml" xmlns:w15="http://schemas.microsoft.com/office/word/2012/wordml" xmlns:w16cex="http://schemas.microsoft.com/office/word/2018/wordml/cex" xmlns:w16cid="http://schemas.microsoft.com/office/word/2016/wordml/cid" xmlns:w16="http://schemas.microsoft.com/office/word/2018/wordml" xmlns:w16du="http://schemas.microsoft.com/office/word/2023/wordml/word16du" xmlns:w16sdtdh="http://schemas.microsoft.com/office/word/2020/wordml/sdtdatahash" xmlns:w16se="http://schemas.microsoft.com/office/word/2015/wordml/symex" xmlns:wpg="http://schemas.microsoft.com/office/word/2010/wordprocessingGroup" xmlns:wpi="http://schemas.microsoft.com/office/word/2010/wordprocessingInk" xmlns:wne="http://schemas.microsoft.com/office/word/2006/wordml" xmlns:wps="http://schemas.microsoft.com/office/word/2010/wordprocessingShape" mc:Ignorable="w14 w15 w16se w16cid w16 w16cex w16sdtdh w16du wp14">
+<w:numbering xmlns:wpc="http://schemas.microsoft.com/office/word/2010/wordprocessingCanvas" xmlns:cx="http://schemas.microsoft.com/office/drawing/2014/chartex" xmlns:cx1="http://schemas.microsoft.com/office/drawing/2015/9/8/chartex" xmlns:cx2="http://schemas.microsoft.com/office/drawing/2015/10/21/chartex" xmlns:cx3="http://schemas.microsoft.com/office/drawing/2016/5/9/chartex" xmlns:cx4="http://schemas.microsoft.com/office/drawing/2016/5/10/chartex" xmlns:cx5="http://schemas.microsoft.com/office/drawing/2016/5/11/chartex" xmlns:cx6="http://schemas.microsoft.com/office/drawing/2016/5/12/chartex" xmlns:cx7="http://schemas.microsoft.com/office/drawing/2016/5/13/chartex" xmlns:cx8="http://schemas.microsoft.com/office/drawing/2016/5/14/chartex" xmlns:mc="http://schemas.openxmlformats.org/markup-compatibility/2006" xmlns:aink="http://schemas.microsoft.com/office/drawing/2016/ink" xmlns:am3d="http://schemas.microsoft.com/office/drawing/2017/model3d" xmlns:o="urn:schemas-microsoft-com:office:office" xmlns:oel="http://schemas.microsoft.com/office/2019/extlst" xmlns:r="http://schemas.openxmlformats.org/officeDocument/2006/relationships" xmlns:m="http://schemas.openxmlformats.org/officeDocument/2006/math" xmlns:v="urn:schemas-microsoft-com:vml" xmlns:wp14="http://schemas.microsoft.com/office/word/2010/wordprocessingDrawing" xmlns:wp="http://schemas.openxmlformats.org/drawingml/2006/wordprocessingDrawing" xmlns:w10="urn:schemas-microsoft-com:office:word" xmlns:w="http://schemas.openxmlformats.org/wordprocessingml/2006/main" xmlns:w14="http://schemas.microsoft.com/office/word/2010/wordml" xmlns:w15="http://schemas.microsoft.com/office/word/2012/wordml" xmlns:w16cex="http://schemas.microsoft.com/office/word/2018/wordml/cex" xmlns:w16cid="http://schemas.microsoft.com/office/word/2016/wordml/cid" xmlns:w16="http://schemas.microsoft.com/office/word/2018/wordml" xmlns:w16du="http://schemas.microsoft.com/office/word/2023/wordml/word16du" xmlns:w16sdtdh="http://schemas.microsoft.com/office/word/2020/wordml/sdtdatahash" xmlns:w16sdtfl="http://schemas.microsoft.com/office/word/2024/wordml/sdtformatlock" xmlns:w16se="http://schemas.microsoft.com/office/word/2015/wordml/symex" xmlns:wpg="http://schemas.microsoft.com/office/word/2010/wordprocessingGroup" xmlns:wpi="http://schemas.microsoft.com/office/word/2010/wordprocessingInk" xmlns:wne="http://schemas.microsoft.com/office/word/2006/wordml" xmlns:wps="http://schemas.microsoft.com/office/word/2010/wordprocessingShape" mc:Ignorable="w14 w15 w16se w16cid w16 w16cex w16sdtdh w16sdtfl w16du wp14">
   <w:abstractNum w:abstractNumId="0" w15:restartNumberingAfterBreak="0">
     <w:nsid w:val="08926788"/>
     <w:multiLevelType w:val="multilevel"/>
@@ -2663,7 +2276,7 @@
 </file>
 
 <file path=word/styles.xml><?xml version="1.0" encoding="utf-8"?>
-<w:styles xmlns:mc="http://schemas.openxmlformats.org/markup-compatibility/2006" xmlns:r="http://schemas.openxmlformats.org/officeDocument/2006/relationships" xmlns:w="http://schemas.openxmlformats.org/wordprocessingml/2006/main" xmlns:w14="http://schemas.microsoft.com/office/word/2010/wordml" xmlns:w15="http://schemas.microsoft.com/office/word/2012/wordml" xmlns:w16cex="http://schemas.microsoft.com/office/word/2018/wordml/cex" xmlns:w16cid="http://schemas.microsoft.com/office/word/2016/wordml/cid" xmlns:w16="http://schemas.microsoft.com/office/word/2018/wordml" xmlns:w16du="http://schemas.microsoft.com/office/word/2023/wordml/word16du" xmlns:w16sdtdh="http://schemas.microsoft.com/office/word/2020/wordml/sdtdatahash" xmlns:w16se="http://schemas.microsoft.com/office/word/2015/wordml/symex" mc:Ignorable="w14 w15 w16se w16cid w16 w16cex w16sdtdh w16du">
+<w:styles xmlns:mc="http://schemas.openxmlformats.org/markup-compatibility/2006" xmlns:r="http://schemas.openxmlformats.org/officeDocument/2006/relationships" xmlns:w="http://schemas.openxmlformats.org/wordprocessingml/2006/main" xmlns:w14="http://schemas.microsoft.com/office/word/2010/wordml" xmlns:w15="http://schemas.microsoft.com/office/word/2012/wordml" xmlns:w16cex="http://schemas.microsoft.com/office/word/2018/wordml/cex" xmlns:w16cid="http://schemas.microsoft.com/office/word/2016/wordml/cid" xmlns:w16="http://schemas.microsoft.com/office/word/2018/wordml" xmlns:w16du="http://schemas.microsoft.com/office/word/2023/wordml/word16du" xmlns:w16sdtdh="http://schemas.microsoft.com/office/word/2020/wordml/sdtdatahash" xmlns:w16sdtfl="http://schemas.microsoft.com/office/word/2024/wordml/sdtformatlock" xmlns:w16se="http://schemas.microsoft.com/office/word/2015/wordml/symex" mc:Ignorable="w14 w15 w16se w16cid w16 w16cex w16sdtdh w16sdtfl w16du">
   <w:docDefaults>
     <w:rPrDefault>
       <w:rPr>
@@ -3806,6 +3419,29 @@
       </w:tabs>
     </w:pPr>
   </w:style>
+  <w:style w:type="character" w:styleId="Hyperlink">
+    <w:name w:val="Hyperlink"/>
+    <w:basedOn w:val="DefaultParagraphFont"/>
+    <w:uiPriority w:val="99"/>
+    <w:unhideWhenUsed/>
+    <w:rsid w:val="00663B58"/>
+    <w:rPr>
+      <w:color w:val="467886" w:themeColor="hyperlink"/>
+      <w:u w:val="single"/>
+    </w:rPr>
+  </w:style>
+  <w:style w:type="character" w:styleId="FollowedHyperlink">
+    <w:name w:val="FollowedHyperlink"/>
+    <w:basedOn w:val="DefaultParagraphFont"/>
+    <w:uiPriority w:val="99"/>
+    <w:semiHidden/>
+    <w:unhideWhenUsed/>
+    <w:rsid w:val="00663B58"/>
+    <w:rPr>
+      <w:color w:val="96607D" w:themeColor="followedHyperlink"/>
+      <w:u w:val="single"/>
+    </w:rPr>
+  </w:style>
 </w:styles>
 </file>
 

--- a/Lab07BReport.docx
+++ b/Lab07BReport.docx
@@ -138,7 +138,7 @@
           <w:sz w:val="24"/>
           <w:szCs w:val="24"/>
         </w:rPr>
-        <w:t>Spring</w:t>
+        <w:t>Fall</w:t>
       </w:r>
       <w:r>
         <w:rPr>
@@ -445,7 +445,17 @@
           <w:color w:val="000000"/>
           <w:szCs w:val="24"/>
         </w:rPr>
-        <w:t xml:space="preserve"> my final BOM</w:t>
+        <w:t xml:space="preserve"> my final </w:t>
+      </w:r>
+      <w:r>
+        <w:rPr>
+          <w:rFonts w:ascii="Times New Roman" w:hAnsi="Times New Roman"/>
+          <w:b/>
+          <w:bCs/>
+          <w:color w:val="000000"/>
+          <w:szCs w:val="24"/>
+        </w:rPr>
+        <w:t>MSPM0_Pins_Assignments.xlsx</w:t>
       </w:r>
       <w:r>
         <w:rPr>
@@ -690,6 +700,38 @@
           <w:szCs w:val="24"/>
         </w:rPr>
       </w:pPr>
+    </w:p>
+    <w:p>
+      <w:pPr>
+        <w:spacing w:line="264" w:lineRule="auto"/>
+        <w:jc w:val="both"/>
+        <w:rPr>
+          <w:rFonts w:ascii="Times New Roman" w:hAnsi="Times New Roman"/>
+          <w:strike/>
+          <w:color w:val="000000"/>
+          <w:szCs w:val="24"/>
+        </w:rPr>
+      </w:pPr>
+      <w:r>
+        <w:rPr>
+          <w:rFonts w:ascii="Times New Roman" w:hAnsi="Times New Roman"/>
+          <w:b/>
+          <w:bCs/>
+          <w:strike/>
+          <w:color w:val="000000"/>
+          <w:szCs w:val="24"/>
+        </w:rPr>
+        <w:t>Deliverable 7 (10pt EC):</w:t>
+      </w:r>
+      <w:r>
+        <w:rPr>
+          <w:rFonts w:ascii="Times New Roman" w:hAnsi="Times New Roman"/>
+          <w:strike/>
+          <w:color w:val="000000"/>
+          <w:szCs w:val="24"/>
+        </w:rPr>
+        <w:t xml:space="preserve"> single chip (points given in Lab 10 if the single chip works)</w:t>
+      </w:r>
     </w:p>
     <w:p>
       <w:pPr>
@@ -716,6 +758,22 @@
           <w:szCs w:val="24"/>
         </w:rPr>
       </w:pPr>
+      <w:r>
+        <w:rPr>
+          <w:rFonts w:ascii="Times New Roman" w:hAnsi="Times New Roman"/>
+          <w:color w:val="000000"/>
+          <w:szCs w:val="24"/>
+        </w:rPr>
+        <w:t>E</w:t>
+      </w:r>
+      <w:r>
+        <w:rPr>
+          <w:rFonts w:ascii="Times New Roman" w:hAnsi="Times New Roman"/>
+          <w:color w:val="000000"/>
+          <w:szCs w:val="24"/>
+        </w:rPr>
+        <w:t xml:space="preserve">) </w:t>
+      </w:r>
       <w:r>
         <w:rPr>
           <w:rFonts w:ascii="Times New Roman" w:hAnsi="Times New Roman"/>
